--- a/docs/word/Pre-amp design.docx
+++ b/docs/word/Pre-amp design.docx
@@ -3,6 +3,9 @@
 <w:document xmlns:wpc="http://schemas.microsoft.com/office/word/2010/wordprocessingCanvas" xmlns:cx="http://schemas.microsoft.com/office/drawing/2014/chartex" xmlns:cx1="http://schemas.microsoft.com/office/drawing/2015/9/8/chartex" xmlns:cx2="http://schemas.microsoft.com/office/drawing/2015/10/21/chartex" xmlns:cx3="http://schemas.microsoft.com/office/drawing/2016/5/9/chartex" xmlns:cx4="http://schemas.microsoft.com/office/drawing/2016/5/10/chartex" xmlns:cx5="http://schemas.microsoft.com/office/drawing/2016/5/11/chartex" xmlns:cx6="http://schemas.microsoft.com/office/drawing/2016/5/12/chartex" xmlns:cx7="http://schemas.microsoft.com/office/drawing/2016/5/13/chartex" xmlns:cx8="http://schemas.microsoft.com/office/drawing/2016/5/14/chartex" xmlns:mc="http://schemas.openxmlformats.org/markup-compatibility/2006" xmlns:aink="http://schemas.microsoft.com/office/drawing/2016/ink" xmlns:am3d="http://schemas.microsoft.com/office/drawing/2017/model3d" xmlns:o="urn:schemas-microsoft-com:office:office" xmlns:r="http://schemas.openxmlformats.org/officeDocument/2006/relationships" xmlns:m="http://schemas.openxmlformats.org/officeDocument/2006/math" xmlns:v="urn:schemas-microsoft-com:vml" xmlns:wp14="http://schemas.microsoft.com/office/word/2010/wordprocessingDrawing" xmlns:wp="http://schemas.openxmlformats.org/drawingml/2006/wordprocessingDrawing" xmlns:w10="urn:schemas-microsoft-com:office:word" xmlns:w="http://schemas.openxmlformats.org/wordprocessingml/2006/main" xmlns:w14="http://schemas.microsoft.com/office/word/2010/wordml" xmlns:w15="http://schemas.microsoft.com/office/word/2012/wordml" xmlns:w16cex="http://schemas.microsoft.com/office/word/2018/wordml/cex" xmlns:w16cid="http://schemas.microsoft.com/office/word/2016/wordml/cid" xmlns:w16="http://schemas.microsoft.com/office/word/2018/wordml" xmlns:w16sdtdh="http://schemas.microsoft.com/office/word/2020/wordml/sdtdatahash" xmlns:w16se="http://schemas.microsoft.com/office/word/2015/wordml/symex" xmlns:wpg="http://schemas.microsoft.com/office/word/2010/wordprocessingGroup" xmlns:wpi="http://schemas.microsoft.com/office/word/2010/wordprocessingInk" xmlns:wne="http://schemas.microsoft.com/office/word/2006/wordml" xmlns:wps="http://schemas.microsoft.com/office/word/2010/wordprocessingShape" mc:Ignorable="w14 w15 w16se w16cid w16 w16cex w16sdtdh wp14">
   <w:body>
     <w:p>
+      <w:r>
+        <w:t xml:space="preserve"># </w:t>
+      </w:r>
       <w:proofErr w:type="spellStart"/>
       <w:r>
         <w:t>Transimpedance</w:t>
@@ -20,22 +23,16 @@
         <w:t xml:space="preserve"> design</w:t>
       </w:r>
     </w:p>
+    <w:p/>
     <w:p>
       <w:r>
         <w:t xml:space="preserve">The </w:t>
       </w:r>
       <w:proofErr w:type="spellStart"/>
-      <w:proofErr w:type="gramStart"/>
-      <w:r>
-        <w:t>t</w:t>
-      </w:r>
-      <w:r>
-        <w:t>ransimpedance</w:t>
-      </w:r>
-      <w:proofErr w:type="spellEnd"/>
-      <w:r>
-        <w:t xml:space="preserve"> </w:t>
-      </w:r>
+      <w:r>
+        <w:t>transimpedance</w:t>
+      </w:r>
+      <w:proofErr w:type="spellEnd"/>
       <w:r>
         <w:t xml:space="preserve"> </w:t>
       </w:r>
@@ -44,7 +41,6 @@
         <w:t>amp</w:t>
       </w:r>
       <w:proofErr w:type="spellEnd"/>
-      <w:proofErr w:type="gramEnd"/>
       <w:r>
         <w:t xml:space="preserve"> </w:t>
       </w:r>
@@ -82,7 +78,7 @@
       </w:r>
       <w:proofErr w:type="spellStart"/>
       <w:r>
-        <w:t>It’s</w:t>
+        <w:t>It's</w:t>
       </w:r>
       <w:proofErr w:type="spellEnd"/>
       <w:r>
@@ -147,12 +143,22 @@
     </w:p>
     <w:p/>
     <w:p>
+      <w:r>
+        <w:t>---</w:t>
+      </w:r>
+    </w:p>
+    <w:p/>
+    <w:p>
+      <w:r>
+        <w:t xml:space="preserve">## </w:t>
+      </w:r>
       <w:proofErr w:type="spellStart"/>
       <w:r>
         <w:t>Constraints</w:t>
       </w:r>
       <w:proofErr w:type="spellEnd"/>
     </w:p>
+    <w:p/>
     <w:p>
       <w:r>
         <w:t xml:space="preserve">The design of the </w:t>
@@ -183,7 +189,7 @@
       </w:r>
       <w:proofErr w:type="spellStart"/>
       <w:r>
-        <w:t>sublte</w:t>
+        <w:t>subtle</w:t>
       </w:r>
       <w:proofErr w:type="spellEnd"/>
       <w:r>
@@ -199,7 +205,7 @@
       </w:r>
       <w:proofErr w:type="spellStart"/>
       <w:r>
-        <w:t>bandwith</w:t>
+        <w:t>bandwidth</w:t>
       </w:r>
       <w:proofErr w:type="spellEnd"/>
       <w:r>
@@ -215,7 +221,7 @@
       </w:r>
       <w:proofErr w:type="spellStart"/>
       <w:r>
-        <w:t>wich</w:t>
+        <w:t>which</w:t>
       </w:r>
       <w:proofErr w:type="spellEnd"/>
       <w:r>
@@ -231,20 +237,2244 @@
       </w:r>
       <w:proofErr w:type="spellStart"/>
       <w:r>
-        <w:t>rec</w:t>
-      </w:r>
-      <w:r>
-        <w:t>ie</w:t>
-      </w:r>
-      <w:r>
-        <w:t>ved</w:t>
+        <w:t>received</w:t>
+      </w:r>
+      <w:proofErr w:type="spellEnd"/>
+      <w:r>
+        <w:t xml:space="preserve">. The main </w:t>
+      </w:r>
+      <w:proofErr w:type="spellStart"/>
+      <w:r>
+        <w:t>problem</w:t>
+      </w:r>
+      <w:proofErr w:type="spellEnd"/>
+      <w:r>
+        <w:t xml:space="preserve"> </w:t>
+      </w:r>
+      <w:proofErr w:type="spellStart"/>
+      <w:r>
+        <w:t>comes</w:t>
+      </w:r>
+      <w:proofErr w:type="spellEnd"/>
+      <w:r>
+        <w:t xml:space="preserve"> </w:t>
+      </w:r>
+      <w:proofErr w:type="spellStart"/>
+      <w:r>
+        <w:t>from</w:t>
+      </w:r>
+      <w:proofErr w:type="spellEnd"/>
+      <w:r>
+        <w:t xml:space="preserve"> the range of light </w:t>
+      </w:r>
+      <w:proofErr w:type="spellStart"/>
+      <w:r>
+        <w:t>intensities</w:t>
+      </w:r>
+      <w:proofErr w:type="spellEnd"/>
+      <w:r>
+        <w:t xml:space="preserve"> to </w:t>
+      </w:r>
+      <w:proofErr w:type="spellStart"/>
+      <w:r>
+        <w:t>measure</w:t>
+      </w:r>
+      <w:proofErr w:type="spellEnd"/>
+      <w:r>
+        <w:t xml:space="preserve">. Indeed, for a fluorescence </w:t>
+      </w:r>
+      <w:proofErr w:type="spellStart"/>
+      <w:r>
+        <w:t>measurement</w:t>
+      </w:r>
+      <w:proofErr w:type="spellEnd"/>
+      <w:r>
+        <w:t xml:space="preserve">, the signal can </w:t>
+      </w:r>
+      <w:proofErr w:type="spellStart"/>
+      <w:r>
+        <w:t>be</w:t>
+      </w:r>
+      <w:proofErr w:type="spellEnd"/>
+      <w:r>
+        <w:t xml:space="preserve"> of the </w:t>
+      </w:r>
+      <w:proofErr w:type="spellStart"/>
+      <w:r>
+        <w:t>order</w:t>
+      </w:r>
+      <w:proofErr w:type="spellEnd"/>
+      <w:r>
+        <w:t xml:space="preserve"> of volts </w:t>
+      </w:r>
+      <w:proofErr w:type="spellStart"/>
+      <w:r>
+        <w:t>whereas</w:t>
+      </w:r>
+      <w:proofErr w:type="spellEnd"/>
+      <w:r>
+        <w:t xml:space="preserve"> in </w:t>
+      </w:r>
+      <w:proofErr w:type="spellStart"/>
+      <w:r>
+        <w:t>spectro</w:t>
+      </w:r>
+      <w:proofErr w:type="spellEnd"/>
+      <w:r>
+        <w:t xml:space="preserve"> </w:t>
+      </w:r>
+      <w:proofErr w:type="spellStart"/>
+      <w:r>
+        <w:t>measurement</w:t>
+      </w:r>
+      <w:proofErr w:type="spellEnd"/>
+      <w:r>
+        <w:t xml:space="preserve"> </w:t>
+      </w:r>
+      <w:proofErr w:type="spellStart"/>
+      <w:r>
+        <w:t>it</w:t>
+      </w:r>
+      <w:proofErr w:type="spellEnd"/>
+      <w:r>
+        <w:t xml:space="preserve"> can </w:t>
+      </w:r>
+      <w:proofErr w:type="spellStart"/>
+      <w:r>
+        <w:t>be</w:t>
+      </w:r>
+      <w:proofErr w:type="spellEnd"/>
+      <w:r>
+        <w:t xml:space="preserve"> </w:t>
+      </w:r>
+      <w:proofErr w:type="spellStart"/>
+      <w:r>
+        <w:t>only</w:t>
+      </w:r>
+      <w:proofErr w:type="spellEnd"/>
+      <w:r>
+        <w:t xml:space="preserve"> a few 10s of microvolts. In </w:t>
+      </w:r>
+      <w:proofErr w:type="spellStart"/>
+      <w:r>
+        <w:t>any</w:t>
+      </w:r>
+      <w:proofErr w:type="spellEnd"/>
+      <w:r>
+        <w:t xml:space="preserve"> case </w:t>
+      </w:r>
+      <w:proofErr w:type="spellStart"/>
+      <w:r>
+        <w:t>we</w:t>
+      </w:r>
+      <w:proofErr w:type="spellEnd"/>
+      <w:r>
+        <w:t xml:space="preserve"> </w:t>
+      </w:r>
+      <w:proofErr w:type="spellStart"/>
+      <w:r>
+        <w:t>need</w:t>
+      </w:r>
+      <w:proofErr w:type="spellEnd"/>
+      <w:r>
+        <w:t xml:space="preserve"> a </w:t>
+      </w:r>
+      <w:proofErr w:type="spellStart"/>
+      <w:r>
+        <w:t>bandwidth</w:t>
+      </w:r>
+      <w:proofErr w:type="spellEnd"/>
+      <w:r>
+        <w:t xml:space="preserve"> able to </w:t>
+      </w:r>
+      <w:proofErr w:type="spellStart"/>
+      <w:r>
+        <w:t>resolve</w:t>
+      </w:r>
+      <w:proofErr w:type="spellEnd"/>
+      <w:r>
+        <w:t xml:space="preserve"> 20 µs pulses </w:t>
+      </w:r>
+      <w:proofErr w:type="spellStart"/>
+      <w:r>
+        <w:t>with</w:t>
+      </w:r>
+      <w:proofErr w:type="spellEnd"/>
+      <w:r>
+        <w:t xml:space="preserve"> a </w:t>
+      </w:r>
+      <w:proofErr w:type="spellStart"/>
+      <w:r>
+        <w:t>decent</w:t>
+      </w:r>
+      <w:proofErr w:type="spellEnd"/>
+      <w:r>
+        <w:t xml:space="preserve"> gain.</w:t>
+      </w:r>
+    </w:p>
+    <w:p/>
+    <w:p>
+      <w:proofErr w:type="spellStart"/>
+      <w:r>
+        <w:t>From</w:t>
+      </w:r>
+      <w:proofErr w:type="spellEnd"/>
+      <w:r>
+        <w:t xml:space="preserve"> [Photodiode](</w:t>
+      </w:r>
+      <w:proofErr w:type="spellStart"/>
+      <w:r>
+        <w:t>optical-transmission.md#photodiode</w:t>
+      </w:r>
+      <w:proofErr w:type="spellEnd"/>
+      <w:r>
+        <w:t xml:space="preserve">), </w:t>
+      </w:r>
+      <w:proofErr w:type="spellStart"/>
+      <w:r>
+        <w:t>our</w:t>
+      </w:r>
+      <w:proofErr w:type="spellEnd"/>
+      <w:r>
+        <w:t xml:space="preserve"> photodiode </w:t>
+      </w:r>
+      <w:proofErr w:type="spellStart"/>
+      <w:r>
+        <w:t>is</w:t>
+      </w:r>
+      <w:proofErr w:type="spellEnd"/>
+      <w:r>
+        <w:t xml:space="preserve"> a Hamamatsu Si PIN [S ….. BQ], reverse-</w:t>
+      </w:r>
+      <w:proofErr w:type="spellStart"/>
+      <w:r>
+        <w:t>biased</w:t>
+      </w:r>
+      <w:proofErr w:type="spellEnd"/>
+      <w:r>
+        <w:t xml:space="preserve"> at 48 V, </w:t>
+      </w:r>
+      <w:proofErr w:type="spellStart"/>
+      <w:r>
+        <w:t>giving</w:t>
+      </w:r>
+      <w:proofErr w:type="spellEnd"/>
+      <w:r>
+        <w:t xml:space="preserve"> a terminal capacitance **Cd ≈ 47 pF** and </w:t>
+      </w:r>
+      <w:proofErr w:type="spellStart"/>
+      <w:r>
+        <w:t>negligible</w:t>
+      </w:r>
+      <w:proofErr w:type="spellEnd"/>
+      <w:r>
+        <w:t xml:space="preserve"> </w:t>
+      </w:r>
+      <w:proofErr w:type="spellStart"/>
+      <w:r>
+        <w:t>dark</w:t>
+      </w:r>
+      <w:proofErr w:type="spellEnd"/>
+      <w:r>
+        <w:t xml:space="preserve"> </w:t>
+      </w:r>
+      <w:proofErr w:type="spellStart"/>
+      <w:r>
+        <w:t>current</w:t>
+      </w:r>
+      <w:proofErr w:type="spellEnd"/>
+      <w:r>
+        <w:t xml:space="preserve"> (</w:t>
+      </w:r>
+      <w:proofErr w:type="spellStart"/>
+      <w:r>
+        <w:t>a</w:t>
+      </w:r>
+      <w:proofErr w:type="spellEnd"/>
+      <w:r>
+        <w:t xml:space="preserve"> few </w:t>
+      </w:r>
+      <w:proofErr w:type="spellStart"/>
+      <w:r>
+        <w:t>nA</w:t>
+      </w:r>
+      <w:proofErr w:type="spellEnd"/>
+      <w:r>
+        <w:t>).</w:t>
+      </w:r>
+    </w:p>
+    <w:p/>
+    <w:p>
+      <w:r>
+        <w:t xml:space="preserve">A good </w:t>
+      </w:r>
+      <w:proofErr w:type="spellStart"/>
+      <w:r>
+        <w:t>starting</w:t>
+      </w:r>
+      <w:proofErr w:type="spellEnd"/>
+      <w:r>
+        <w:t xml:space="preserve"> point on </w:t>
+      </w:r>
+      <w:proofErr w:type="spellStart"/>
+      <w:r>
+        <w:t>transimpedance</w:t>
+      </w:r>
+      <w:proofErr w:type="spellEnd"/>
+      <w:r>
+        <w:t xml:space="preserve"> </w:t>
+      </w:r>
+      <w:proofErr w:type="spellStart"/>
+      <w:r>
+        <w:t>amp</w:t>
+      </w:r>
+      <w:proofErr w:type="spellEnd"/>
+      <w:r>
+        <w:t xml:space="preserve"> designs </w:t>
+      </w:r>
+      <w:proofErr w:type="spellStart"/>
+      <w:r>
+        <w:t>is</w:t>
+      </w:r>
+      <w:proofErr w:type="spellEnd"/>
+      <w:r>
+        <w:t xml:space="preserve"> </w:t>
+      </w:r>
+      <w:proofErr w:type="spellStart"/>
+      <w:r>
+        <w:t>here</w:t>
+      </w:r>
+      <w:proofErr w:type="spellEnd"/>
+      <w:r>
+        <w:t>: https://www.digikey.fr/fr/articles/how-to-design-stable-transimpedance-amplifiers-automotive-medical-systems</w:t>
+      </w:r>
+    </w:p>
+    <w:p/>
+    <w:p>
+      <w:r>
+        <w:t xml:space="preserve">### </w:t>
+      </w:r>
+      <w:proofErr w:type="spellStart"/>
+      <w:r>
+        <w:t>Bandwidth</w:t>
+      </w:r>
+      <w:proofErr w:type="spellEnd"/>
+      <w:r>
+        <w:t xml:space="preserve"> </w:t>
+      </w:r>
+      <w:proofErr w:type="spellStart"/>
+      <w:r>
+        <w:t>target</w:t>
+      </w:r>
+      <w:proofErr w:type="spellEnd"/>
+    </w:p>
+    <w:p/>
+    <w:p>
+      <w:r>
+        <w:t xml:space="preserve">To </w:t>
+      </w:r>
+      <w:proofErr w:type="spellStart"/>
+      <w:r>
+        <w:t>resolve</w:t>
+      </w:r>
+      <w:proofErr w:type="spellEnd"/>
+      <w:r>
+        <w:t xml:space="preserve"> a 20 µs pulse </w:t>
+      </w:r>
+      <w:proofErr w:type="spellStart"/>
+      <w:r>
+        <w:t>without</w:t>
+      </w:r>
+      <w:proofErr w:type="spellEnd"/>
+      <w:r>
+        <w:t xml:space="preserve"> excessive </w:t>
+      </w:r>
+      <w:proofErr w:type="spellStart"/>
+      <w:r>
+        <w:t>rounding</w:t>
+      </w:r>
+      <w:proofErr w:type="spellEnd"/>
+      <w:r>
+        <w:t xml:space="preserve"> of the </w:t>
+      </w:r>
+      <w:proofErr w:type="spellStart"/>
+      <w:r>
+        <w:t>edges</w:t>
+      </w:r>
+      <w:proofErr w:type="spellEnd"/>
+      <w:r>
+        <w:t xml:space="preserve">, the </w:t>
+      </w:r>
+      <w:proofErr w:type="spellStart"/>
+      <w:r>
+        <w:t>amplifier's</w:t>
+      </w:r>
+      <w:proofErr w:type="spellEnd"/>
+      <w:r>
+        <w:t xml:space="preserve"> </w:t>
+      </w:r>
+      <w:proofErr w:type="spellStart"/>
+      <w:r>
+        <w:t>rise</w:t>
+      </w:r>
+      <w:proofErr w:type="spellEnd"/>
+      <w:r>
+        <w:t xml:space="preserve"> time </w:t>
+      </w:r>
+      <w:proofErr w:type="spellStart"/>
+      <w:r>
+        <w:t>should</w:t>
+      </w:r>
+      <w:proofErr w:type="spellEnd"/>
+      <w:r>
+        <w:t xml:space="preserve"> </w:t>
+      </w:r>
+      <w:proofErr w:type="spellStart"/>
+      <w:r>
+        <w:t>be</w:t>
+      </w:r>
+      <w:proofErr w:type="spellEnd"/>
+      <w:r>
+        <w:t xml:space="preserve"> </w:t>
+      </w:r>
+      <w:proofErr w:type="spellStart"/>
+      <w:r>
+        <w:t>roughly</w:t>
+      </w:r>
+      <w:proofErr w:type="spellEnd"/>
+      <w:r>
+        <w:t xml:space="preserve"> 1/15 to 1/20 of the pulse </w:t>
+      </w:r>
+      <w:proofErr w:type="spellStart"/>
+      <w:r>
+        <w:t>width</w:t>
+      </w:r>
+      <w:proofErr w:type="spellEnd"/>
+      <w:r>
+        <w:t>:</w:t>
+      </w:r>
+    </w:p>
+    <w:p/>
+    <w:p>
+      <w:r>
+        <w:t>```</w:t>
+      </w:r>
+    </w:p>
+    <w:p>
+      <w:proofErr w:type="spellStart"/>
+      <w:r>
+        <w:t>t_r</w:t>
+      </w:r>
+      <w:proofErr w:type="spellEnd"/>
+      <w:r>
+        <w:t xml:space="preserve"> ≈ 20 µs / 17 ≈ 1.2 µs</w:t>
+      </w:r>
+    </w:p>
+    <w:p>
+      <w:r>
+        <w:t xml:space="preserve">f_-3dB = 0.35 / </w:t>
+      </w:r>
+      <w:proofErr w:type="spellStart"/>
+      <w:r>
+        <w:t>t_r</w:t>
+      </w:r>
+      <w:proofErr w:type="spellEnd"/>
+      <w:r>
+        <w:t xml:space="preserve"> ≈ 300 kHz</w:t>
+      </w:r>
+    </w:p>
+    <w:p>
+      <w:r>
+        <w:t>```</w:t>
+      </w:r>
+    </w:p>
+    <w:p/>
+    <w:p>
+      <w:proofErr w:type="spellStart"/>
+      <w:r>
+        <w:t>We</w:t>
+      </w:r>
+      <w:proofErr w:type="spellEnd"/>
+      <w:r>
+        <w:t xml:space="preserve"> </w:t>
+      </w:r>
+      <w:proofErr w:type="spellStart"/>
+      <w:r>
+        <w:t>take</w:t>
+      </w:r>
+      <w:proofErr w:type="spellEnd"/>
+      <w:r>
+        <w:t xml:space="preserve"> **300 kHz** as the minimum </w:t>
+      </w:r>
+      <w:proofErr w:type="spellStart"/>
+      <w:r>
+        <w:t>closed-loop</w:t>
+      </w:r>
+      <w:proofErr w:type="spellEnd"/>
+      <w:r>
+        <w:t xml:space="preserve"> </w:t>
+      </w:r>
+      <w:proofErr w:type="spellStart"/>
+      <w:r>
+        <w:t>bandwidth</w:t>
+      </w:r>
+      <w:proofErr w:type="spellEnd"/>
+      <w:r>
+        <w:t xml:space="preserve"> for </w:t>
+      </w:r>
+      <w:proofErr w:type="spellStart"/>
+      <w:r>
+        <w:t>every</w:t>
+      </w:r>
+      <w:proofErr w:type="spellEnd"/>
+      <w:r>
+        <w:t xml:space="preserve"> gain range.</w:t>
+      </w:r>
+    </w:p>
+    <w:p/>
+    <w:p>
+      <w:r>
+        <w:t xml:space="preserve">### </w:t>
+      </w:r>
+      <w:proofErr w:type="spellStart"/>
+      <w:r>
+        <w:t>Stability</w:t>
+      </w:r>
+      <w:proofErr w:type="spellEnd"/>
+      <w:r>
+        <w:t xml:space="preserve"> of a TIA</w:t>
+      </w:r>
+    </w:p>
+    <w:p/>
+    <w:p>
+      <w:r>
+        <w:t xml:space="preserve">A </w:t>
+      </w:r>
+      <w:proofErr w:type="spellStart"/>
+      <w:r>
+        <w:t>photodiode's</w:t>
+      </w:r>
+      <w:proofErr w:type="spellEnd"/>
+      <w:r>
+        <w:t xml:space="preserve"> capacitance (Cd) </w:t>
+      </w:r>
+      <w:proofErr w:type="spellStart"/>
+      <w:r>
+        <w:t>forms</w:t>
+      </w:r>
+      <w:proofErr w:type="spellEnd"/>
+      <w:r>
+        <w:t xml:space="preserve"> a pole </w:t>
+      </w:r>
+      <w:proofErr w:type="spellStart"/>
+      <w:r>
+        <w:t>with</w:t>
+      </w:r>
+      <w:proofErr w:type="spellEnd"/>
+      <w:r>
+        <w:t xml:space="preserve"> the feedback </w:t>
+      </w:r>
+      <w:proofErr w:type="spellStart"/>
+      <w:r>
+        <w:t>resistor</w:t>
+      </w:r>
+      <w:proofErr w:type="spellEnd"/>
+      <w:r>
+        <w:t xml:space="preserve"> (Rf) </w:t>
+      </w:r>
+      <w:proofErr w:type="spellStart"/>
+      <w:r>
+        <w:t>that</w:t>
+      </w:r>
+      <w:proofErr w:type="spellEnd"/>
+      <w:r>
+        <w:t xml:space="preserve"> </w:t>
+      </w:r>
+      <w:proofErr w:type="spellStart"/>
+      <w:r>
+        <w:t>erodes</w:t>
+      </w:r>
+      <w:proofErr w:type="spellEnd"/>
+      <w:r>
+        <w:t xml:space="preserve"> phase </w:t>
+      </w:r>
+      <w:proofErr w:type="spellStart"/>
+      <w:r>
+        <w:t>margin</w:t>
+      </w:r>
+      <w:proofErr w:type="spellEnd"/>
+      <w:r>
+        <w:t xml:space="preserve"> and causes </w:t>
+      </w:r>
+      <w:proofErr w:type="spellStart"/>
+      <w:r>
+        <w:t>peaking</w:t>
+      </w:r>
+      <w:proofErr w:type="spellEnd"/>
+      <w:r>
+        <w:t>/</w:t>
+      </w:r>
+      <w:proofErr w:type="spellStart"/>
+      <w:r>
+        <w:t>ringing</w:t>
+      </w:r>
+      <w:proofErr w:type="spellEnd"/>
+      <w:r>
+        <w:t xml:space="preserve"> if </w:t>
+      </w:r>
+      <w:proofErr w:type="spellStart"/>
+      <w:r>
+        <w:t>left</w:t>
+      </w:r>
+      <w:proofErr w:type="spellEnd"/>
+      <w:r>
+        <w:t xml:space="preserve"> </w:t>
+      </w:r>
+      <w:proofErr w:type="spellStart"/>
+      <w:r>
+        <w:t>uncompensated</w:t>
+      </w:r>
+      <w:proofErr w:type="spellEnd"/>
+      <w:r>
+        <w:t xml:space="preserve">. A feedback </w:t>
+      </w:r>
+      <w:proofErr w:type="spellStart"/>
+      <w:r>
+        <w:t>capacitor</w:t>
+      </w:r>
+      <w:proofErr w:type="spellEnd"/>
+      <w:r>
+        <w:t xml:space="preserve"> (Cf) in </w:t>
+      </w:r>
+      <w:proofErr w:type="spellStart"/>
+      <w:r>
+        <w:t>parallel</w:t>
+      </w:r>
+      <w:proofErr w:type="spellEnd"/>
+      <w:r>
+        <w:t xml:space="preserve"> </w:t>
+      </w:r>
+      <w:proofErr w:type="spellStart"/>
+      <w:r>
+        <w:t>with</w:t>
+      </w:r>
+      <w:proofErr w:type="spellEnd"/>
+      <w:r>
+        <w:t xml:space="preserve"> Rf must </w:t>
+      </w:r>
+      <w:proofErr w:type="spellStart"/>
+      <w:r>
+        <w:t>be</w:t>
+      </w:r>
+      <w:proofErr w:type="spellEnd"/>
+      <w:r>
+        <w:t xml:space="preserve"> </w:t>
+      </w:r>
+      <w:proofErr w:type="spellStart"/>
+      <w:r>
+        <w:t>added</w:t>
+      </w:r>
+      <w:proofErr w:type="spellEnd"/>
+      <w:r>
+        <w:t xml:space="preserve"> to restore </w:t>
+      </w:r>
+      <w:proofErr w:type="spellStart"/>
+      <w:r>
+        <w:t>stability</w:t>
+      </w:r>
+      <w:proofErr w:type="spellEnd"/>
+      <w:r>
+        <w:t xml:space="preserve">. The standard design </w:t>
+      </w:r>
+      <w:proofErr w:type="spellStart"/>
+      <w:r>
+        <w:t>equations</w:t>
+      </w:r>
+      <w:proofErr w:type="spellEnd"/>
+      <w:r>
+        <w:t xml:space="preserve"> (</w:t>
+      </w:r>
+      <w:proofErr w:type="spellStart"/>
+      <w:r>
+        <w:t>from</w:t>
+      </w:r>
+      <w:proofErr w:type="spellEnd"/>
+      <w:r>
+        <w:t xml:space="preserve"> the article </w:t>
+      </w:r>
+      <w:proofErr w:type="spellStart"/>
+      <w:r>
+        <w:t>above</w:t>
+      </w:r>
+      <w:proofErr w:type="spellEnd"/>
+      <w:r>
+        <w:t>) are:</w:t>
+      </w:r>
+    </w:p>
+    <w:p/>
+    <w:p>
+      <w:r>
+        <w:t>```</w:t>
+      </w:r>
+    </w:p>
+    <w:p>
+      <w:r>
+        <w:t xml:space="preserve">f_-3dB   ≈ </w:t>
+      </w:r>
+      <w:proofErr w:type="spellStart"/>
+      <w:r>
+        <w:t>sqrt</w:t>
+      </w:r>
+      <w:proofErr w:type="spellEnd"/>
+      <w:r>
+        <w:t>( GBW / (2π · Rf · Cd) )</w:t>
+      </w:r>
+    </w:p>
+    <w:p>
+      <w:r>
+        <w:t xml:space="preserve">Cf       ≈ </w:t>
+      </w:r>
+      <w:proofErr w:type="spellStart"/>
+      <w:r>
+        <w:t>sqrt</w:t>
+      </w:r>
+      <w:proofErr w:type="spellEnd"/>
+      <w:r>
+        <w:t>( Cd / (2π · Rf · GBW) )</w:t>
+      </w:r>
+    </w:p>
+    <w:p>
+      <w:r>
+        <w:t>```</w:t>
+      </w:r>
+    </w:p>
+    <w:p/>
+    <w:p>
+      <w:proofErr w:type="spellStart"/>
+      <w:r>
+        <w:t>where</w:t>
+      </w:r>
+      <w:proofErr w:type="spellEnd"/>
+      <w:r>
+        <w:t xml:space="preserve"> GBW </w:t>
+      </w:r>
+      <w:proofErr w:type="spellStart"/>
+      <w:r>
+        <w:t>is</w:t>
+      </w:r>
+      <w:proofErr w:type="spellEnd"/>
+      <w:r>
+        <w:t xml:space="preserve"> the op-</w:t>
+      </w:r>
+      <w:proofErr w:type="spellStart"/>
+      <w:r>
+        <w:t>amp's</w:t>
+      </w:r>
+      <w:proofErr w:type="spellEnd"/>
+      <w:r>
+        <w:t xml:space="preserve"> gain-</w:t>
+      </w:r>
+      <w:proofErr w:type="spellStart"/>
+      <w:r>
+        <w:t>bandwidth</w:t>
+      </w:r>
+      <w:proofErr w:type="spellEnd"/>
+      <w:r>
+        <w:t xml:space="preserve"> </w:t>
+      </w:r>
+      <w:proofErr w:type="spellStart"/>
+      <w:r>
+        <w:t>product</w:t>
+      </w:r>
+      <w:proofErr w:type="spellEnd"/>
+      <w:r>
+        <w:t xml:space="preserve">. </w:t>
+      </w:r>
+      <w:proofErr w:type="spellStart"/>
+      <w:r>
+        <w:t>These</w:t>
+      </w:r>
+      <w:proofErr w:type="spellEnd"/>
+      <w:r>
+        <w:t xml:space="preserve"> </w:t>
+      </w:r>
+      <w:proofErr w:type="spellStart"/>
+      <w:r>
+        <w:t>give</w:t>
+      </w:r>
+      <w:proofErr w:type="spellEnd"/>
+      <w:r>
+        <w:t xml:space="preserve"> a </w:t>
+      </w:r>
+      <w:proofErr w:type="spellStart"/>
+      <w:r>
+        <w:t>starting</w:t>
+      </w:r>
+      <w:proofErr w:type="spellEnd"/>
+      <w:r>
+        <w:t xml:space="preserve"> point; final Cf values </w:t>
+      </w:r>
+      <w:proofErr w:type="spellStart"/>
+      <w:r>
+        <w:t>need</w:t>
+      </w:r>
+      <w:proofErr w:type="spellEnd"/>
+      <w:r>
+        <w:t xml:space="preserve"> to </w:t>
+      </w:r>
+      <w:proofErr w:type="spellStart"/>
+      <w:r>
+        <w:t>be</w:t>
+      </w:r>
+      <w:proofErr w:type="spellEnd"/>
+      <w:r>
+        <w:t xml:space="preserve"> </w:t>
+      </w:r>
+      <w:proofErr w:type="spellStart"/>
+      <w:r>
+        <w:t>trimmed</w:t>
+      </w:r>
+      <w:proofErr w:type="spellEnd"/>
+      <w:r>
+        <w:t xml:space="preserve"> on the </w:t>
+      </w:r>
+      <w:proofErr w:type="spellStart"/>
+      <w:r>
+        <w:t>bench</w:t>
+      </w:r>
+      <w:proofErr w:type="spellEnd"/>
+      <w:r>
+        <w:t xml:space="preserve">, </w:t>
+      </w:r>
+      <w:proofErr w:type="spellStart"/>
+      <w:r>
+        <w:t>since</w:t>
+      </w:r>
+      <w:proofErr w:type="spellEnd"/>
+      <w:r>
+        <w:t xml:space="preserve"> </w:t>
+      </w:r>
+      <w:proofErr w:type="spellStart"/>
+      <w:r>
+        <w:t>stray</w:t>
+      </w:r>
+      <w:proofErr w:type="spellEnd"/>
+      <w:r>
+        <w:t>/PCB/</w:t>
+      </w:r>
+      <w:proofErr w:type="spellStart"/>
+      <w:r>
+        <w:t>relay</w:t>
+      </w:r>
+      <w:proofErr w:type="spellEnd"/>
+      <w:r>
+        <w:t xml:space="preserve"> capacitance </w:t>
+      </w:r>
+      <w:proofErr w:type="spellStart"/>
+      <w:r>
+        <w:t>also</w:t>
+      </w:r>
+      <w:proofErr w:type="spellEnd"/>
+      <w:r>
+        <w:t xml:space="preserve"> </w:t>
+      </w:r>
+      <w:proofErr w:type="spellStart"/>
+      <w:r>
+        <w:t>loads</w:t>
+      </w:r>
+      <w:proofErr w:type="spellEnd"/>
+      <w:r>
+        <w:t xml:space="preserve"> the feedback </w:t>
+      </w:r>
+      <w:proofErr w:type="spellStart"/>
+      <w:r>
+        <w:t>node</w:t>
       </w:r>
       <w:proofErr w:type="spellEnd"/>
       <w:r>
         <w:t>.</w:t>
       </w:r>
-      <w:r>
-        <w:t xml:space="preserve"> The main </w:t>
+    </w:p>
+    <w:p/>
+    <w:p>
+      <w:r>
+        <w:t>---</w:t>
+      </w:r>
+    </w:p>
+    <w:p/>
+    <w:p>
+      <w:r>
+        <w:t>## Options</w:t>
+      </w:r>
+    </w:p>
+    <w:p/>
+    <w:p>
+      <w:r>
+        <w:t xml:space="preserve">### Single </w:t>
+      </w:r>
+      <w:proofErr w:type="spellStart"/>
+      <w:r>
+        <w:t>fixed</w:t>
+      </w:r>
+      <w:proofErr w:type="spellEnd"/>
+      <w:r>
+        <w:t>-gain TIA</w:t>
+      </w:r>
+    </w:p>
+    <w:p/>
+    <w:p>
+      <w:r>
+        <w:t>**</w:t>
+      </w:r>
+      <w:proofErr w:type="spellStart"/>
+      <w:r>
+        <w:t>Constraint</w:t>
+      </w:r>
+      <w:proofErr w:type="spellEnd"/>
+      <w:r>
+        <w:t xml:space="preserve">:** cover </w:t>
+      </w:r>
+      <w:proofErr w:type="spellStart"/>
+      <w:r>
+        <w:t>both</w:t>
+      </w:r>
+      <w:proofErr w:type="spellEnd"/>
+      <w:r>
+        <w:t xml:space="preserve"> the volt-</w:t>
+      </w:r>
+      <w:proofErr w:type="spellStart"/>
+      <w:r>
+        <w:t>level</w:t>
+      </w:r>
+      <w:proofErr w:type="spellEnd"/>
+      <w:r>
+        <w:t xml:space="preserve"> fluorescence signal and the microvolt-</w:t>
+      </w:r>
+      <w:proofErr w:type="spellStart"/>
+      <w:r>
+        <w:t>level</w:t>
+      </w:r>
+      <w:proofErr w:type="spellEnd"/>
+      <w:r>
+        <w:t xml:space="preserve"> </w:t>
+      </w:r>
+      <w:proofErr w:type="spellStart"/>
+      <w:r>
+        <w:t>spectro</w:t>
+      </w:r>
+      <w:proofErr w:type="spellEnd"/>
+      <w:r>
+        <w:t xml:space="preserve"> signal </w:t>
+      </w:r>
+      <w:proofErr w:type="spellStart"/>
+      <w:r>
+        <w:t>with</w:t>
+      </w:r>
+      <w:proofErr w:type="spellEnd"/>
+      <w:r>
+        <w:t xml:space="preserve"> one gain setting.</w:t>
+      </w:r>
+    </w:p>
+    <w:p/>
+    <w:p>
+      <w:r>
+        <w:t>**</w:t>
+      </w:r>
+      <w:proofErr w:type="spellStart"/>
+      <w:r>
+        <w:t>Problem</w:t>
+      </w:r>
+      <w:proofErr w:type="spellEnd"/>
+      <w:r>
+        <w:t xml:space="preserve">:** the </w:t>
+      </w:r>
+      <w:proofErr w:type="spellStart"/>
+      <w:r>
+        <w:t>two</w:t>
+      </w:r>
+      <w:proofErr w:type="spellEnd"/>
+      <w:r>
+        <w:t xml:space="preserve"> </w:t>
+      </w:r>
+      <w:proofErr w:type="spellStart"/>
+      <w:r>
+        <w:t>regimes</w:t>
+      </w:r>
+      <w:proofErr w:type="spellEnd"/>
+      <w:r>
+        <w:t xml:space="preserve"> are 5–6 </w:t>
+      </w:r>
+      <w:proofErr w:type="spellStart"/>
+      <w:r>
+        <w:t>decades</w:t>
+      </w:r>
+      <w:proofErr w:type="spellEnd"/>
+      <w:r>
+        <w:t xml:space="preserve"> </w:t>
+      </w:r>
+      <w:proofErr w:type="spellStart"/>
+      <w:r>
+        <w:t>apart</w:t>
+      </w:r>
+      <w:proofErr w:type="spellEnd"/>
+      <w:r>
+        <w:t xml:space="preserve">. A single Rf </w:t>
+      </w:r>
+      <w:proofErr w:type="spellStart"/>
+      <w:r>
+        <w:t>either</w:t>
+      </w:r>
+      <w:proofErr w:type="spellEnd"/>
+      <w:r>
+        <w:t xml:space="preserve"> </w:t>
+      </w:r>
+      <w:proofErr w:type="spellStart"/>
+      <w:r>
+        <w:t>saturates</w:t>
+      </w:r>
+      <w:proofErr w:type="spellEnd"/>
+      <w:r>
+        <w:t xml:space="preserve"> on </w:t>
+      </w:r>
+      <w:proofErr w:type="spellStart"/>
+      <w:r>
+        <w:t>bright</w:t>
+      </w:r>
+      <w:proofErr w:type="spellEnd"/>
+      <w:r>
+        <w:t xml:space="preserve"> </w:t>
+      </w:r>
+      <w:proofErr w:type="spellStart"/>
+      <w:r>
+        <w:t>signals</w:t>
+      </w:r>
+      <w:proofErr w:type="spellEnd"/>
+      <w:r>
+        <w:t xml:space="preserve"> or </w:t>
+      </w:r>
+      <w:proofErr w:type="spellStart"/>
+      <w:r>
+        <w:t>buries</w:t>
+      </w:r>
+      <w:proofErr w:type="spellEnd"/>
+      <w:r>
+        <w:t xml:space="preserve"> </w:t>
+      </w:r>
+      <w:proofErr w:type="spellStart"/>
+      <w:r>
+        <w:t>dim</w:t>
+      </w:r>
+      <w:proofErr w:type="spellEnd"/>
+      <w:r>
+        <w:t xml:space="preserve"> </w:t>
+      </w:r>
+      <w:proofErr w:type="spellStart"/>
+      <w:r>
+        <w:t>signals</w:t>
+      </w:r>
+      <w:proofErr w:type="spellEnd"/>
+      <w:r>
+        <w:t xml:space="preserve"> in noise. This </w:t>
+      </w:r>
+      <w:proofErr w:type="spellStart"/>
+      <w:r>
+        <w:t>is</w:t>
+      </w:r>
+      <w:proofErr w:type="spellEnd"/>
+      <w:r>
+        <w:t xml:space="preserve"> </w:t>
+      </w:r>
+      <w:proofErr w:type="spellStart"/>
+      <w:r>
+        <w:t>ruled</w:t>
+      </w:r>
+      <w:proofErr w:type="spellEnd"/>
+      <w:r>
+        <w:t xml:space="preserve"> out.</w:t>
+      </w:r>
+    </w:p>
+    <w:p/>
+    <w:p>
+      <w:r>
+        <w:t>### Log amplifier</w:t>
+      </w:r>
+    </w:p>
+    <w:p/>
+    <w:p>
+      <w:r>
+        <w:t xml:space="preserve">Compresses the </w:t>
+      </w:r>
+      <w:proofErr w:type="spellStart"/>
+      <w:r>
+        <w:t>whole</w:t>
+      </w:r>
+      <w:proofErr w:type="spellEnd"/>
+      <w:r>
+        <w:t xml:space="preserve"> </w:t>
+      </w:r>
+      <w:proofErr w:type="spellStart"/>
+      <w:r>
+        <w:t>dynamic</w:t>
+      </w:r>
+      <w:proofErr w:type="spellEnd"/>
+      <w:r>
+        <w:t xml:space="preserve"> range </w:t>
+      </w:r>
+      <w:proofErr w:type="spellStart"/>
+      <w:r>
+        <w:t>into</w:t>
+      </w:r>
+      <w:proofErr w:type="spellEnd"/>
+      <w:r>
+        <w:t xml:space="preserve"> a single output </w:t>
+      </w:r>
+      <w:proofErr w:type="spellStart"/>
+      <w:r>
+        <w:t>span</w:t>
+      </w:r>
+      <w:proofErr w:type="spellEnd"/>
+      <w:r>
+        <w:t xml:space="preserve">. </w:t>
+      </w:r>
+      <w:proofErr w:type="spellStart"/>
+      <w:r>
+        <w:t>Rejected</w:t>
+      </w:r>
+      <w:proofErr w:type="spellEnd"/>
+      <w:r>
+        <w:t xml:space="preserve">: log </w:t>
+      </w:r>
+      <w:proofErr w:type="spellStart"/>
+      <w:r>
+        <w:t>amps</w:t>
+      </w:r>
+      <w:proofErr w:type="spellEnd"/>
+      <w:r>
+        <w:t xml:space="preserve"> </w:t>
+      </w:r>
+      <w:proofErr w:type="spellStart"/>
+      <w:r>
+        <w:t>trade</w:t>
+      </w:r>
+      <w:proofErr w:type="spellEnd"/>
+      <w:r>
+        <w:t xml:space="preserve"> </w:t>
+      </w:r>
+      <w:proofErr w:type="spellStart"/>
+      <w:r>
+        <w:t>away</w:t>
+      </w:r>
+      <w:proofErr w:type="spellEnd"/>
+      <w:r>
+        <w:t xml:space="preserve"> </w:t>
+      </w:r>
+      <w:proofErr w:type="spellStart"/>
+      <w:r>
+        <w:t>linearity</w:t>
+      </w:r>
+      <w:proofErr w:type="spellEnd"/>
+      <w:r>
+        <w:t xml:space="preserve">, </w:t>
+      </w:r>
+      <w:proofErr w:type="spellStart"/>
+      <w:r>
+        <w:t>which</w:t>
+      </w:r>
+      <w:proofErr w:type="spellEnd"/>
+      <w:r>
+        <w:t xml:space="preserve"> the </w:t>
+      </w:r>
+      <w:proofErr w:type="spellStart"/>
+      <w:r>
+        <w:t>constraints</w:t>
+      </w:r>
+      <w:proofErr w:type="spellEnd"/>
+      <w:r>
+        <w:t xml:space="preserve"> </w:t>
+      </w:r>
+      <w:proofErr w:type="spellStart"/>
+      <w:r>
+        <w:t>explicitly</w:t>
+      </w:r>
+      <w:proofErr w:type="spellEnd"/>
+      <w:r>
+        <w:t xml:space="preserve"> </w:t>
+      </w:r>
+      <w:proofErr w:type="spellStart"/>
+      <w:r>
+        <w:t>require</w:t>
+      </w:r>
+      <w:proofErr w:type="spellEnd"/>
+      <w:r>
+        <w:t xml:space="preserve">, and </w:t>
+      </w:r>
+      <w:proofErr w:type="spellStart"/>
+      <w:r>
+        <w:t>they</w:t>
+      </w:r>
+      <w:proofErr w:type="spellEnd"/>
+      <w:r>
+        <w:t xml:space="preserve"> </w:t>
+      </w:r>
+      <w:proofErr w:type="spellStart"/>
+      <w:r>
+        <w:t>complicate</w:t>
+      </w:r>
+      <w:proofErr w:type="spellEnd"/>
+      <w:r>
+        <w:t xml:space="preserve"> the </w:t>
+      </w:r>
+      <w:proofErr w:type="spellStart"/>
+      <w:r>
+        <w:t>differential</w:t>
+      </w:r>
+      <w:proofErr w:type="spellEnd"/>
+      <w:r>
+        <w:t xml:space="preserve"> (</w:t>
+      </w:r>
+      <w:proofErr w:type="spellStart"/>
+      <w:r>
+        <w:t>measurement</w:t>
+      </w:r>
+      <w:proofErr w:type="spellEnd"/>
+      <w:r>
+        <w:t xml:space="preserve"> − </w:t>
+      </w:r>
+      <w:proofErr w:type="spellStart"/>
+      <w:r>
+        <w:t>reference</w:t>
+      </w:r>
+      <w:proofErr w:type="spellEnd"/>
+      <w:r>
+        <w:t xml:space="preserve">) math </w:t>
+      </w:r>
+      <w:proofErr w:type="spellStart"/>
+      <w:r>
+        <w:t>used</w:t>
+      </w:r>
+      <w:proofErr w:type="spellEnd"/>
+      <w:r>
+        <w:t xml:space="preserve"> </w:t>
+      </w:r>
+      <w:proofErr w:type="spellStart"/>
+      <w:r>
+        <w:t>throughout</w:t>
+      </w:r>
+      <w:proofErr w:type="spellEnd"/>
+      <w:r>
+        <w:t xml:space="preserve"> the JTS ([Optical Transmission](optical-transmission.md)).</w:t>
+      </w:r>
+    </w:p>
+    <w:p/>
+    <w:p>
+      <w:r>
+        <w:t xml:space="preserve">### </w:t>
+      </w:r>
+      <w:proofErr w:type="spellStart"/>
+      <w:r>
+        <w:t>Switched</w:t>
+      </w:r>
+      <w:proofErr w:type="spellEnd"/>
+      <w:r>
+        <w:t>-gain TIA (auto-</w:t>
+      </w:r>
+      <w:proofErr w:type="spellStart"/>
+      <w:r>
+        <w:t>ranging</w:t>
+      </w:r>
+      <w:proofErr w:type="spellEnd"/>
+      <w:r>
+        <w:t>)</w:t>
+      </w:r>
+    </w:p>
+    <w:p/>
+    <w:p>
+      <w:r>
+        <w:t xml:space="preserve">A single </w:t>
+      </w:r>
+      <w:proofErr w:type="spellStart"/>
+      <w:r>
+        <w:t>transimpedance</w:t>
+      </w:r>
+      <w:proofErr w:type="spellEnd"/>
+      <w:r>
+        <w:t xml:space="preserve"> stage </w:t>
+      </w:r>
+      <w:proofErr w:type="spellStart"/>
+      <w:r>
+        <w:t>whose</w:t>
+      </w:r>
+      <w:proofErr w:type="spellEnd"/>
+      <w:r>
+        <w:t xml:space="preserve"> feedback </w:t>
+      </w:r>
+      <w:proofErr w:type="spellStart"/>
+      <w:r>
+        <w:t>resistor</w:t>
+      </w:r>
+      <w:proofErr w:type="spellEnd"/>
+      <w:r>
+        <w:t xml:space="preserve"> Rf </w:t>
+      </w:r>
+      <w:proofErr w:type="spellStart"/>
+      <w:r>
+        <w:t>is</w:t>
+      </w:r>
+      <w:proofErr w:type="spellEnd"/>
+      <w:r>
+        <w:t xml:space="preserve"> </w:t>
+      </w:r>
+      <w:proofErr w:type="spellStart"/>
+      <w:r>
+        <w:t>switched</w:t>
+      </w:r>
+      <w:proofErr w:type="spellEnd"/>
+      <w:r>
+        <w:t xml:space="preserve"> </w:t>
+      </w:r>
+      <w:proofErr w:type="spellStart"/>
+      <w:r>
+        <w:t>between</w:t>
+      </w:r>
+      <w:proofErr w:type="spellEnd"/>
+      <w:r>
+        <w:t xml:space="preserve"> </w:t>
+      </w:r>
+      <w:proofErr w:type="spellStart"/>
+      <w:r>
+        <w:t>decades</w:t>
+      </w:r>
+      <w:proofErr w:type="spellEnd"/>
+      <w:r>
+        <w:t xml:space="preserve"> (e.g. 1 </w:t>
+      </w:r>
+      <w:proofErr w:type="spellStart"/>
+      <w:r>
+        <w:t>kΩ</w:t>
+      </w:r>
+      <w:proofErr w:type="spellEnd"/>
+      <w:r>
+        <w:t xml:space="preserve"> → 10 MΩ) to match the </w:t>
+      </w:r>
+      <w:proofErr w:type="spellStart"/>
+      <w:r>
+        <w:t>expected</w:t>
+      </w:r>
+      <w:proofErr w:type="spellEnd"/>
+      <w:r>
+        <w:t xml:space="preserve"> signal </w:t>
+      </w:r>
+      <w:proofErr w:type="spellStart"/>
+      <w:r>
+        <w:t>level</w:t>
+      </w:r>
+      <w:proofErr w:type="spellEnd"/>
+      <w:r>
+        <w:t xml:space="preserve">, </w:t>
+      </w:r>
+      <w:proofErr w:type="spellStart"/>
+      <w:r>
+        <w:t>selected</w:t>
+      </w:r>
+      <w:proofErr w:type="spellEnd"/>
+      <w:r>
+        <w:t xml:space="preserve"> </w:t>
+      </w:r>
+      <w:proofErr w:type="spellStart"/>
+      <w:r>
+        <w:t>either</w:t>
+      </w:r>
+      <w:proofErr w:type="spellEnd"/>
+      <w:r>
+        <w:t xml:space="preserve"> by the user or </w:t>
+      </w:r>
+      <w:proofErr w:type="spellStart"/>
+      <w:r>
+        <w:t>automatically</w:t>
+      </w:r>
+      <w:proofErr w:type="spellEnd"/>
+      <w:r>
+        <w:t xml:space="preserve"> by the </w:t>
+      </w:r>
+      <w:proofErr w:type="spellStart"/>
+      <w:r>
+        <w:t>firmware</w:t>
+      </w:r>
+      <w:proofErr w:type="spellEnd"/>
+      <w:r>
+        <w:t xml:space="preserve"> </w:t>
+      </w:r>
+      <w:proofErr w:type="spellStart"/>
+      <w:r>
+        <w:t>before</w:t>
+      </w:r>
+      <w:proofErr w:type="spellEnd"/>
+      <w:r>
+        <w:t xml:space="preserve"> </w:t>
+      </w:r>
+      <w:proofErr w:type="spellStart"/>
+      <w:r>
+        <w:t>each</w:t>
+      </w:r>
+      <w:proofErr w:type="spellEnd"/>
+      <w:r>
+        <w:t xml:space="preserve"> flash </w:t>
+      </w:r>
+      <w:proofErr w:type="spellStart"/>
+      <w:r>
+        <w:t>sequence</w:t>
+      </w:r>
+      <w:proofErr w:type="spellEnd"/>
+      <w:r>
+        <w:t>.</w:t>
+      </w:r>
+    </w:p>
+    <w:p/>
+    <w:p>
+      <w:r>
+        <w:t>**</w:t>
+      </w:r>
+      <w:proofErr w:type="spellStart"/>
+      <w:r>
+        <w:t>Choice</w:t>
+      </w:r>
+      <w:proofErr w:type="spellEnd"/>
+      <w:r>
+        <w:t xml:space="preserve">: </w:t>
+      </w:r>
+      <w:proofErr w:type="spellStart"/>
+      <w:r>
+        <w:t>this</w:t>
+      </w:r>
+      <w:proofErr w:type="spellEnd"/>
+      <w:r>
+        <w:t xml:space="preserve"> </w:t>
+      </w:r>
+      <w:proofErr w:type="spellStart"/>
+      <w:r>
+        <w:t>is</w:t>
+      </w:r>
+      <w:proofErr w:type="spellEnd"/>
+      <w:r>
+        <w:t xml:space="preserve"> the design </w:t>
+      </w:r>
+      <w:proofErr w:type="spellStart"/>
+      <w:r>
+        <w:t>we</w:t>
+      </w:r>
+      <w:proofErr w:type="spellEnd"/>
+      <w:r>
+        <w:t xml:space="preserve"> use.**</w:t>
+      </w:r>
+    </w:p>
+    <w:p/>
+    <w:p>
+      <w:r>
+        <w:t>---</w:t>
+      </w:r>
+    </w:p>
+    <w:p/>
+    <w:p>
+      <w:r>
+        <w:t>## Final design</w:t>
+      </w:r>
+    </w:p>
+    <w:p/>
+    <w:p>
+      <w:r>
+        <w:t>### Architecture</w:t>
+      </w:r>
+    </w:p>
+    <w:p/>
+    <w:p>
+      <w:r>
+        <w:t>```</w:t>
+      </w:r>
+    </w:p>
+    <w:p>
+      <w:r>
+        <w:t>Photodiode (Cd ≈ 47 pF, reverse-</w:t>
+      </w:r>
+      <w:proofErr w:type="spellStart"/>
+      <w:r>
+        <w:t>biased</w:t>
+      </w:r>
+      <w:proofErr w:type="spellEnd"/>
+      <w:r>
+        <w:t xml:space="preserve"> 48 V)</w:t>
+      </w:r>
+    </w:p>
+    <w:p>
+      <w:r>
+        <w:t xml:space="preserve">        │</w:t>
+      </w:r>
+    </w:p>
+    <w:p>
+      <w:r>
+        <w:t xml:space="preserve">        </w:t>
+      </w:r>
+      <w:r>
+        <w:rPr>
+          <w:rFonts w:ascii="Arial" w:hAnsi="Arial" w:cs="Arial"/>
+        </w:rPr>
+        <w:t>├</w:t>
+      </w:r>
+      <w:r>
+        <w:rPr>
+          <w:rFonts w:ascii="Calibri" w:hAnsi="Calibri" w:cs="Calibri"/>
+        </w:rPr>
+        <w:t>──</w:t>
+      </w:r>
+      <w:r>
+        <w:t xml:space="preserve"> Rf(n) </w:t>
+      </w:r>
+      <w:r>
+        <w:rPr>
+          <w:rFonts w:ascii="Calibri" w:hAnsi="Calibri" w:cs="Calibri"/>
+        </w:rPr>
+        <w:t>──</w:t>
+      </w:r>
+      <w:r>
+        <w:t xml:space="preserve"> Cf(n)      (n = </w:t>
+      </w:r>
+      <w:proofErr w:type="spellStart"/>
+      <w:r>
+        <w:t>selected</w:t>
+      </w:r>
+      <w:proofErr w:type="spellEnd"/>
+      <w:r>
+        <w:t xml:space="preserve"> range, in </w:t>
+      </w:r>
+      <w:proofErr w:type="spellStart"/>
+      <w:r>
+        <w:t>parallel</w:t>
+      </w:r>
+      <w:proofErr w:type="spellEnd"/>
+      <w:r>
+        <w:t>)</w:t>
+      </w:r>
+    </w:p>
+    <w:p>
+      <w:r>
+        <w:t xml:space="preserve">        │</w:t>
+      </w:r>
+    </w:p>
+    <w:p>
+      <w:r>
+        <w:t xml:space="preserve">   ── </w:t>
+      </w:r>
+      <w:proofErr w:type="spellStart"/>
+      <w:r>
+        <w:t>inverting</w:t>
+      </w:r>
+      <w:proofErr w:type="spellEnd"/>
+      <w:r>
+        <w:t xml:space="preserve"> input of op-</w:t>
+      </w:r>
+      <w:proofErr w:type="spellStart"/>
+      <w:r>
+        <w:t>amp</w:t>
+      </w:r>
+      <w:proofErr w:type="spellEnd"/>
+      <w:r>
+        <w:t xml:space="preserve"> ──── output ── RC anti-alias </w:t>
+      </w:r>
+      <w:proofErr w:type="spellStart"/>
+      <w:r>
+        <w:t>filter</w:t>
+      </w:r>
+      <w:proofErr w:type="spellEnd"/>
+      <w:r>
+        <w:t xml:space="preserve"> ── ADC</w:t>
+      </w:r>
+    </w:p>
+    <w:p>
+      <w:r>
+        <w:t xml:space="preserve">        │</w:t>
+      </w:r>
+    </w:p>
+    <w:p>
+      <w:r>
+        <w:t xml:space="preserve">     non-</w:t>
+      </w:r>
+      <w:proofErr w:type="spellStart"/>
+      <w:r>
+        <w:t>inverting</w:t>
+      </w:r>
+      <w:proofErr w:type="spellEnd"/>
+      <w:r>
+        <w:t xml:space="preserve"> input → </w:t>
+      </w:r>
+      <w:proofErr w:type="spellStart"/>
+      <w:r>
+        <w:t>ground</w:t>
+      </w:r>
+      <w:proofErr w:type="spellEnd"/>
+      <w:r>
+        <w:t xml:space="preserve"> (or </w:t>
+      </w:r>
+      <w:proofErr w:type="spellStart"/>
+      <w:r>
+        <w:t>bias</w:t>
+      </w:r>
+      <w:proofErr w:type="spellEnd"/>
+      <w:r>
+        <w:t xml:space="preserve"> </w:t>
+      </w:r>
+      <w:proofErr w:type="spellStart"/>
+      <w:r>
+        <w:t>reference</w:t>
+      </w:r>
+      <w:proofErr w:type="spellEnd"/>
+      <w:r>
+        <w:t>)</w:t>
+      </w:r>
+    </w:p>
+    <w:p>
+      <w:r>
+        <w:t>```</w:t>
+      </w:r>
+    </w:p>
+    <w:p/>
+    <w:p>
+      <w:r>
+        <w:t xml:space="preserve">Rf </w:t>
+      </w:r>
+      <w:proofErr w:type="spellStart"/>
+      <w:r>
+        <w:t>is</w:t>
+      </w:r>
+      <w:proofErr w:type="spellEnd"/>
+      <w:r>
+        <w:t xml:space="preserve"> </w:t>
+      </w:r>
+      <w:proofErr w:type="spellStart"/>
+      <w:r>
+        <w:t>switched</w:t>
+      </w:r>
+      <w:proofErr w:type="spellEnd"/>
+      <w:r>
+        <w:t xml:space="preserve"> via </w:t>
+      </w:r>
+      <w:proofErr w:type="spellStart"/>
+      <w:r>
+        <w:t>reed</w:t>
+      </w:r>
+      <w:proofErr w:type="spellEnd"/>
+      <w:r>
+        <w:t xml:space="preserve"> </w:t>
+      </w:r>
+      <w:proofErr w:type="spellStart"/>
+      <w:r>
+        <w:t>relays</w:t>
+      </w:r>
+      <w:proofErr w:type="spellEnd"/>
+      <w:r>
+        <w:t xml:space="preserve"> </w:t>
+      </w:r>
+      <w:proofErr w:type="spellStart"/>
+      <w:r>
+        <w:t>rather</w:t>
+      </w:r>
+      <w:proofErr w:type="spellEnd"/>
+      <w:r>
+        <w:t xml:space="preserve"> </w:t>
+      </w:r>
+      <w:proofErr w:type="spellStart"/>
+      <w:r>
+        <w:t>than</w:t>
+      </w:r>
+      <w:proofErr w:type="spellEnd"/>
+      <w:r>
+        <w:t xml:space="preserve"> CMOS </w:t>
+      </w:r>
+      <w:proofErr w:type="spellStart"/>
+      <w:r>
+        <w:t>analog</w:t>
+      </w:r>
+      <w:proofErr w:type="spellEnd"/>
+      <w:r>
+        <w:t xml:space="preserve"> switches: at the multi-</w:t>
+      </w:r>
+      <w:proofErr w:type="spellStart"/>
+      <w:r>
+        <w:t>megohm</w:t>
+      </w:r>
+      <w:proofErr w:type="spellEnd"/>
+      <w:r>
+        <w:t xml:space="preserve"> ranges, a CMOS </w:t>
+      </w:r>
+      <w:proofErr w:type="spellStart"/>
+      <w:r>
+        <w:t>switch's</w:t>
+      </w:r>
+      <w:proofErr w:type="spellEnd"/>
+      <w:r>
+        <w:t xml:space="preserve"> off-</w:t>
+      </w:r>
+      <w:proofErr w:type="spellStart"/>
+      <w:r>
+        <w:t>leakage</w:t>
+      </w:r>
+      <w:proofErr w:type="spellEnd"/>
+      <w:r>
+        <w:t xml:space="preserve"> and </w:t>
+      </w:r>
+      <w:proofErr w:type="spellStart"/>
+      <w:r>
+        <w:t>parasitic</w:t>
+      </w:r>
+      <w:proofErr w:type="spellEnd"/>
+      <w:r>
+        <w:t xml:space="preserve"> capacitance </w:t>
+      </w:r>
+      <w:proofErr w:type="spellStart"/>
+      <w:r>
+        <w:t>sit</w:t>
+      </w:r>
+      <w:proofErr w:type="spellEnd"/>
+      <w:r>
+        <w:t xml:space="preserve"> </w:t>
+      </w:r>
+      <w:proofErr w:type="spellStart"/>
+      <w:r>
+        <w:t>directly</w:t>
+      </w:r>
+      <w:proofErr w:type="spellEnd"/>
+      <w:r>
+        <w:t xml:space="preserve"> on the high-</w:t>
+      </w:r>
+      <w:proofErr w:type="spellStart"/>
+      <w:r>
+        <w:t>impedance</w:t>
+      </w:r>
+      <w:proofErr w:type="spellEnd"/>
+      <w:r>
+        <w:t xml:space="preserve"> </w:t>
+      </w:r>
+      <w:proofErr w:type="spellStart"/>
+      <w:r>
+        <w:t>summing</w:t>
+      </w:r>
+      <w:proofErr w:type="spellEnd"/>
+      <w:r>
+        <w:t xml:space="preserve"> </w:t>
+      </w:r>
+      <w:proofErr w:type="spellStart"/>
+      <w:r>
+        <w:t>node</w:t>
+      </w:r>
+      <w:proofErr w:type="spellEnd"/>
+      <w:r>
+        <w:t xml:space="preserve"> and </w:t>
+      </w:r>
+      <w:proofErr w:type="spellStart"/>
+      <w:r>
+        <w:t>corrupt</w:t>
+      </w:r>
+      <w:proofErr w:type="spellEnd"/>
+      <w:r>
+        <w:t xml:space="preserve"> the gain/offset, </w:t>
+      </w:r>
+      <w:proofErr w:type="spellStart"/>
+      <w:r>
+        <w:t>whereas</w:t>
+      </w:r>
+      <w:proofErr w:type="spellEnd"/>
+      <w:r>
+        <w:t xml:space="preserve"> a </w:t>
+      </w:r>
+      <w:proofErr w:type="spellStart"/>
+      <w:r>
+        <w:t>reed</w:t>
+      </w:r>
+      <w:proofErr w:type="spellEnd"/>
+      <w:r>
+        <w:t xml:space="preserve"> </w:t>
+      </w:r>
+      <w:proofErr w:type="spellStart"/>
+      <w:r>
+        <w:t>relay</w:t>
+      </w:r>
+      <w:proofErr w:type="spellEnd"/>
+      <w:r>
+        <w:t xml:space="preserve"> </w:t>
+      </w:r>
+      <w:proofErr w:type="spellStart"/>
+      <w:r>
+        <w:t>contributes</w:t>
+      </w:r>
+      <w:proofErr w:type="spellEnd"/>
+      <w:r>
+        <w:t xml:space="preserve"> </w:t>
+      </w:r>
+      <w:proofErr w:type="spellStart"/>
+      <w:r>
+        <w:t>negligible</w:t>
+      </w:r>
+      <w:proofErr w:type="spellEnd"/>
+      <w:r>
+        <w:t xml:space="preserve"> </w:t>
+      </w:r>
+      <w:proofErr w:type="spellStart"/>
+      <w:r>
+        <w:t>leakage</w:t>
+      </w:r>
+      <w:proofErr w:type="spellEnd"/>
+      <w:r>
+        <w:t xml:space="preserve"> and </w:t>
+      </w:r>
+      <w:proofErr w:type="spellStart"/>
+      <w:r>
+        <w:t>only</w:t>
+      </w:r>
+      <w:proofErr w:type="spellEnd"/>
+      <w:r>
+        <w:t xml:space="preserve"> a couple of pF. Range </w:t>
+      </w:r>
+      <w:proofErr w:type="spellStart"/>
+      <w:r>
+        <w:t>switching</w:t>
+      </w:r>
+      <w:proofErr w:type="spellEnd"/>
+      <w:r>
+        <w:t xml:space="preserve"> </w:t>
+      </w:r>
+      <w:proofErr w:type="spellStart"/>
+      <w:r>
+        <w:t>only</w:t>
+      </w:r>
+      <w:proofErr w:type="spellEnd"/>
+      <w:r>
+        <w:t xml:space="preserve"> </w:t>
+      </w:r>
+      <w:proofErr w:type="spellStart"/>
+      <w:r>
+        <w:t>needs</w:t>
+      </w:r>
+      <w:proofErr w:type="spellEnd"/>
+      <w:r>
+        <w:t xml:space="preserve"> to </w:t>
+      </w:r>
+      <w:proofErr w:type="spellStart"/>
+      <w:r>
+        <w:t>happen</w:t>
+      </w:r>
+      <w:proofErr w:type="spellEnd"/>
+      <w:r>
+        <w:t xml:space="preserve"> </w:t>
+      </w:r>
+      <w:proofErr w:type="spellStart"/>
+      <w:r>
+        <w:t>between</w:t>
+      </w:r>
+      <w:proofErr w:type="spellEnd"/>
+      <w:r>
+        <w:t xml:space="preserve"> flash </w:t>
+      </w:r>
+      <w:proofErr w:type="spellStart"/>
+      <w:r>
+        <w:t>sequences</w:t>
+      </w:r>
+      <w:proofErr w:type="spellEnd"/>
+      <w:r>
+        <w:t xml:space="preserve">, </w:t>
+      </w:r>
+      <w:proofErr w:type="spellStart"/>
+      <w:r>
+        <w:t>so</w:t>
+      </w:r>
+      <w:proofErr w:type="spellEnd"/>
+      <w:r>
+        <w:t xml:space="preserve"> the </w:t>
+      </w:r>
+      <w:proofErr w:type="spellStart"/>
+      <w:r>
+        <w:t>relay's</w:t>
+      </w:r>
+      <w:proofErr w:type="spellEnd"/>
+      <w:r>
+        <w:t xml:space="preserve"> </w:t>
+      </w:r>
+      <w:proofErr w:type="spellStart"/>
+      <w:r>
+        <w:t>millisecond-scale</w:t>
+      </w:r>
+      <w:proofErr w:type="spellEnd"/>
+      <w:r>
+        <w:t xml:space="preserve"> </w:t>
+      </w:r>
+      <w:proofErr w:type="spellStart"/>
+      <w:r>
+        <w:t>settling</w:t>
+      </w:r>
+      <w:proofErr w:type="spellEnd"/>
+      <w:r>
+        <w:t xml:space="preserve"> time </w:t>
+      </w:r>
+      <w:proofErr w:type="spellStart"/>
+      <w:r>
+        <w:t>is</w:t>
+      </w:r>
+      <w:proofErr w:type="spellEnd"/>
+      <w:r>
+        <w:t xml:space="preserve"> not a </w:t>
+      </w:r>
+      <w:proofErr w:type="spellStart"/>
+      <w:r>
+        <w:t>constraint</w:t>
+      </w:r>
+      <w:proofErr w:type="spellEnd"/>
+      <w:r>
+        <w:t>.</w:t>
+      </w:r>
+    </w:p>
+    <w:p/>
+    <w:p>
+      <w:r>
+        <w:t>### Op-</w:t>
+      </w:r>
+      <w:proofErr w:type="spellStart"/>
+      <w:r>
+        <w:t>amp</w:t>
+      </w:r>
+      <w:proofErr w:type="spellEnd"/>
+      <w:r>
+        <w:t xml:space="preserve"> </w:t>
+      </w:r>
+      <w:proofErr w:type="spellStart"/>
+      <w:r>
+        <w:t>choice</w:t>
+      </w:r>
+      <w:proofErr w:type="spellEnd"/>
+    </w:p>
+    <w:p/>
+    <w:p>
+      <w:r>
+        <w:t xml:space="preserve">The </w:t>
+      </w:r>
+      <w:proofErr w:type="spellStart"/>
+      <w:r>
+        <w:t>summing</w:t>
+      </w:r>
+      <w:proofErr w:type="spellEnd"/>
+      <w:r>
+        <w:t xml:space="preserve"> </w:t>
+      </w:r>
+      <w:proofErr w:type="spellStart"/>
+      <w:r>
+        <w:t>node</w:t>
+      </w:r>
+      <w:proofErr w:type="spellEnd"/>
+      <w:r>
+        <w:t xml:space="preserve"> </w:t>
+      </w:r>
+      <w:proofErr w:type="spellStart"/>
+      <w:r>
+        <w:t>is</w:t>
+      </w:r>
+      <w:proofErr w:type="spellEnd"/>
+      <w:r>
+        <w:t xml:space="preserve"> high-</w:t>
+      </w:r>
+      <w:proofErr w:type="spellStart"/>
+      <w:r>
+        <w:t>impedance</w:t>
+      </w:r>
+      <w:proofErr w:type="spellEnd"/>
+      <w:r>
+        <w:t xml:space="preserve"> (up to ~10 MΩ), </w:t>
+      </w:r>
+      <w:proofErr w:type="spellStart"/>
+      <w:r>
+        <w:t>so</w:t>
+      </w:r>
+      <w:proofErr w:type="spellEnd"/>
+      <w:r>
+        <w:t xml:space="preserve"> the op-</w:t>
+      </w:r>
+      <w:proofErr w:type="spellStart"/>
+      <w:r>
+        <w:t>amp</w:t>
+      </w:r>
+      <w:proofErr w:type="spellEnd"/>
+      <w:r>
+        <w:t xml:space="preserve"> </w:t>
+      </w:r>
+      <w:proofErr w:type="spellStart"/>
+      <w:r>
+        <w:t>needs</w:t>
+      </w:r>
+      <w:proofErr w:type="spellEnd"/>
+      <w:r>
+        <w:t>:</w:t>
+      </w:r>
+    </w:p>
+    <w:p>
+      <w:r>
+        <w:t xml:space="preserve">- Low input </w:t>
+      </w:r>
+      <w:proofErr w:type="spellStart"/>
+      <w:r>
+        <w:t>bias</w:t>
+      </w:r>
+      <w:proofErr w:type="spellEnd"/>
+      <w:r>
+        <w:t xml:space="preserve"> </w:t>
+      </w:r>
+      <w:proofErr w:type="spellStart"/>
+      <w:r>
+        <w:t>current</w:t>
+      </w:r>
+      <w:proofErr w:type="spellEnd"/>
+      <w:r>
+        <w:t xml:space="preserve"> (</w:t>
+      </w:r>
+      <w:proofErr w:type="spellStart"/>
+      <w:r>
+        <w:t>it</w:t>
+      </w:r>
+      <w:proofErr w:type="spellEnd"/>
+      <w:r>
+        <w:t xml:space="preserve"> multiplies </w:t>
+      </w:r>
+      <w:proofErr w:type="spellStart"/>
+      <w:r>
+        <w:t>directly</w:t>
+      </w:r>
+      <w:proofErr w:type="spellEnd"/>
+      <w:r>
+        <w:t xml:space="preserve"> by Rf </w:t>
+      </w:r>
+      <w:proofErr w:type="spellStart"/>
+      <w:r>
+        <w:t>into</w:t>
+      </w:r>
+      <w:proofErr w:type="spellEnd"/>
+      <w:r>
+        <w:t xml:space="preserve"> an offset/</w:t>
+      </w:r>
+      <w:proofErr w:type="spellStart"/>
+      <w:r>
+        <w:t>dark</w:t>
+      </w:r>
+      <w:proofErr w:type="spellEnd"/>
+      <w:r>
+        <w:t>-</w:t>
+      </w:r>
+      <w:proofErr w:type="spellStart"/>
+      <w:r>
+        <w:t>current</w:t>
+      </w:r>
+      <w:proofErr w:type="spellEnd"/>
+      <w:r>
+        <w:t xml:space="preserve">-like </w:t>
+      </w:r>
+      <w:proofErr w:type="spellStart"/>
+      <w:r>
+        <w:t>error</w:t>
+      </w:r>
+      <w:proofErr w:type="spellEnd"/>
+      <w:r>
+        <w:t>)</w:t>
+      </w:r>
+    </w:p>
+    <w:p>
+      <w:r>
+        <w:lastRenderedPageBreak/>
+        <w:t>- Low input capacitance (</w:t>
+      </w:r>
+      <w:proofErr w:type="spellStart"/>
+      <w:r>
+        <w:t>adds</w:t>
+      </w:r>
+      <w:proofErr w:type="spellEnd"/>
+      <w:r>
+        <w:t xml:space="preserve"> to Cd and </w:t>
+      </w:r>
+      <w:proofErr w:type="spellStart"/>
+      <w:r>
+        <w:t>eats</w:t>
+      </w:r>
+      <w:proofErr w:type="spellEnd"/>
+      <w:r>
+        <w:t xml:space="preserve"> </w:t>
+      </w:r>
+      <w:proofErr w:type="spellStart"/>
+      <w:r>
+        <w:t>into</w:t>
+      </w:r>
+      <w:proofErr w:type="spellEnd"/>
+      <w:r>
+        <w:t xml:space="preserve"> </w:t>
+      </w:r>
+      <w:proofErr w:type="spellStart"/>
+      <w:r>
+        <w:t>bandwidth</w:t>
+      </w:r>
+      <w:proofErr w:type="spellEnd"/>
+      <w:r>
+        <w:t>)</w:t>
+      </w:r>
+    </w:p>
+    <w:p>
+      <w:r>
+        <w:t>- High GBW (</w:t>
+      </w:r>
+      <w:proofErr w:type="spellStart"/>
+      <w:r>
+        <w:t>needed</w:t>
+      </w:r>
+      <w:proofErr w:type="spellEnd"/>
+      <w:r>
+        <w:t xml:space="preserve"> to hit 300 kHz </w:t>
+      </w:r>
+      <w:proofErr w:type="spellStart"/>
+      <w:r>
+        <w:t>bandwidth</w:t>
+      </w:r>
+      <w:proofErr w:type="spellEnd"/>
+      <w:r>
+        <w:t xml:space="preserve"> at the </w:t>
+      </w:r>
+      <w:proofErr w:type="spellStart"/>
+      <w:r>
+        <w:t>highest</w:t>
+      </w:r>
+      <w:proofErr w:type="spellEnd"/>
+      <w:r>
+        <w:t xml:space="preserve"> Rf)</w:t>
+      </w:r>
+    </w:p>
+    <w:p>
+      <w:r>
+        <w:t>- Low voltage noise (</w:t>
+      </w:r>
+      <w:proofErr w:type="spellStart"/>
+      <w:r>
+        <w:t>this</w:t>
+      </w:r>
+      <w:proofErr w:type="spellEnd"/>
+      <w:r>
+        <w:t xml:space="preserve"> </w:t>
+      </w:r>
+      <w:proofErr w:type="spellStart"/>
+      <w:r>
+        <w:t>is</w:t>
+      </w:r>
+      <w:proofErr w:type="spellEnd"/>
+      <w:r>
+        <w:t xml:space="preserve"> the SNR-</w:t>
+      </w:r>
+      <w:proofErr w:type="spellStart"/>
+      <w:r>
+        <w:t>critical</w:t>
+      </w:r>
+      <w:proofErr w:type="spellEnd"/>
+      <w:r>
+        <w:t xml:space="preserve"> stage for the </w:t>
+      </w:r>
+      <w:proofErr w:type="spellStart"/>
+      <w:r>
+        <w:t>spectro</w:t>
+      </w:r>
+      <w:proofErr w:type="spellEnd"/>
+      <w:r>
+        <w:t xml:space="preserve"> range)</w:t>
+      </w:r>
+    </w:p>
+    <w:p/>
+    <w:p>
+      <w:r>
+        <w:t>**</w:t>
+      </w:r>
+      <w:proofErr w:type="spellStart"/>
+      <w:r>
+        <w:t>Choice</w:t>
+      </w:r>
+      <w:proofErr w:type="spellEnd"/>
+      <w:r>
+        <w:t xml:space="preserve">: ADA4817-1** (FET input, GBW ≈ 1 GHz, en ≈ 4 </w:t>
+      </w:r>
+      <w:proofErr w:type="spellStart"/>
+      <w:r>
+        <w:t>nV</w:t>
+      </w:r>
+      <w:proofErr w:type="spellEnd"/>
+      <w:r>
+        <w:t xml:space="preserve">/√Hz, </w:t>
+      </w:r>
+      <w:proofErr w:type="spellStart"/>
+      <w:r>
+        <w:t>Ib</w:t>
+      </w:r>
+      <w:proofErr w:type="spellEnd"/>
+      <w:r>
+        <w:t xml:space="preserve"> in the </w:t>
+      </w:r>
+      <w:proofErr w:type="spellStart"/>
+      <w:r>
+        <w:t>low</w:t>
+      </w:r>
+      <w:proofErr w:type="spellEnd"/>
+      <w:r>
+        <w:t xml:space="preserve"> </w:t>
+      </w:r>
+      <w:proofErr w:type="spellStart"/>
+      <w:r>
+        <w:t>pA</w:t>
+      </w:r>
+      <w:proofErr w:type="spellEnd"/>
+      <w:r>
+        <w:t xml:space="preserve"> range). OPA657 </w:t>
+      </w:r>
+      <w:proofErr w:type="spellStart"/>
+      <w:r>
+        <w:t>is</w:t>
+      </w:r>
+      <w:proofErr w:type="spellEnd"/>
+      <w:r>
+        <w:t xml:space="preserve"> a </w:t>
+      </w:r>
+      <w:proofErr w:type="spellStart"/>
+      <w:r>
+        <w:t>reasonable</w:t>
+      </w:r>
+      <w:proofErr w:type="spellEnd"/>
+      <w:r>
+        <w:t xml:space="preserve"> substitute </w:t>
+      </w:r>
+      <w:proofErr w:type="spellStart"/>
+      <w:r>
+        <w:t>with</w:t>
+      </w:r>
+      <w:proofErr w:type="spellEnd"/>
+      <w:r>
+        <w:t xml:space="preserve"> </w:t>
+      </w:r>
+      <w:proofErr w:type="spellStart"/>
+      <w:r>
+        <w:t>similar</w:t>
+      </w:r>
+      <w:proofErr w:type="spellEnd"/>
+      <w:r>
+        <w:t xml:space="preserve"> GBW if </w:t>
+      </w:r>
+      <w:proofErr w:type="spellStart"/>
+      <w:r>
+        <w:t>availability</w:t>
+      </w:r>
+      <w:proofErr w:type="spellEnd"/>
+      <w:r>
+        <w:t xml:space="preserve"> </w:t>
+      </w:r>
+      <w:proofErr w:type="spellStart"/>
+      <w:r>
+        <w:t>is</w:t>
+      </w:r>
+      <w:proofErr w:type="spellEnd"/>
+      <w:r>
+        <w:t xml:space="preserve"> a </w:t>
       </w:r>
       <w:proofErr w:type="spellStart"/>
       <w:r>
@@ -252,15 +2482,1079 @@
       </w:r>
       <w:proofErr w:type="spellEnd"/>
       <w:r>
-        <w:t xml:space="preserve"> </w:t>
-      </w:r>
-      <w:proofErr w:type="spellStart"/>
-      <w:r>
-        <w:t>comes</w:t>
-      </w:r>
-      <w:proofErr w:type="spellEnd"/>
-      <w:r>
-        <w:t xml:space="preserve"> </w:t>
+        <w:t xml:space="preserve">, at the </w:t>
+      </w:r>
+      <w:proofErr w:type="spellStart"/>
+      <w:r>
+        <w:t>cost</w:t>
+      </w:r>
+      <w:proofErr w:type="spellEnd"/>
+      <w:r>
+        <w:t xml:space="preserve"> of </w:t>
+      </w:r>
+      <w:proofErr w:type="spellStart"/>
+      <w:r>
+        <w:t>somewhat</w:t>
+      </w:r>
+      <w:proofErr w:type="spellEnd"/>
+      <w:r>
+        <w:t xml:space="preserve"> </w:t>
+      </w:r>
+      <w:proofErr w:type="spellStart"/>
+      <w:r>
+        <w:t>higher</w:t>
+      </w:r>
+      <w:proofErr w:type="spellEnd"/>
+      <w:r>
+        <w:t xml:space="preserve"> input </w:t>
+      </w:r>
+      <w:proofErr w:type="spellStart"/>
+      <w:r>
+        <w:t>bias</w:t>
+      </w:r>
+      <w:proofErr w:type="spellEnd"/>
+      <w:r>
+        <w:t xml:space="preserve"> </w:t>
+      </w:r>
+      <w:proofErr w:type="spellStart"/>
+      <w:r>
+        <w:t>current</w:t>
+      </w:r>
+      <w:proofErr w:type="spellEnd"/>
+      <w:r>
+        <w:t>.</w:t>
+      </w:r>
+    </w:p>
+    <w:p/>
+    <w:p>
+      <w:r>
+        <w:t xml:space="preserve">Note the **AD797** </w:t>
+      </w:r>
+      <w:proofErr w:type="spellStart"/>
+      <w:r>
+        <w:t>already</w:t>
+      </w:r>
+      <w:proofErr w:type="spellEnd"/>
+      <w:r>
+        <w:t xml:space="preserve"> </w:t>
+      </w:r>
+      <w:proofErr w:type="spellStart"/>
+      <w:r>
+        <w:t>used</w:t>
+      </w:r>
+      <w:proofErr w:type="spellEnd"/>
+      <w:r>
+        <w:t xml:space="preserve"> in the [VCCS design](VCCS-design.md) </w:t>
+      </w:r>
+      <w:proofErr w:type="spellStart"/>
+      <w:r>
+        <w:t>is</w:t>
+      </w:r>
+      <w:proofErr w:type="spellEnd"/>
+      <w:r>
+        <w:t xml:space="preserve"> *not* </w:t>
+      </w:r>
+      <w:proofErr w:type="spellStart"/>
+      <w:r>
+        <w:t>suitable</w:t>
+      </w:r>
+      <w:proofErr w:type="spellEnd"/>
+      <w:r>
+        <w:t xml:space="preserve"> </w:t>
+      </w:r>
+      <w:proofErr w:type="spellStart"/>
+      <w:r>
+        <w:t>here</w:t>
+      </w:r>
+      <w:proofErr w:type="spellEnd"/>
+      <w:r>
+        <w:t xml:space="preserve"> — </w:t>
+      </w:r>
+      <w:proofErr w:type="spellStart"/>
+      <w:r>
+        <w:t>it's</w:t>
+      </w:r>
+      <w:proofErr w:type="spellEnd"/>
+      <w:r>
+        <w:t xml:space="preserve"> a </w:t>
+      </w:r>
+      <w:proofErr w:type="spellStart"/>
+      <w:r>
+        <w:t>low</w:t>
+      </w:r>
+      <w:proofErr w:type="spellEnd"/>
+      <w:r>
+        <w:t xml:space="preserve">-noise </w:t>
+      </w:r>
+      <w:proofErr w:type="spellStart"/>
+      <w:r>
+        <w:t>bipolar</w:t>
+      </w:r>
+      <w:proofErr w:type="spellEnd"/>
+      <w:r>
+        <w:t xml:space="preserve">-input part </w:t>
+      </w:r>
+      <w:proofErr w:type="spellStart"/>
+      <w:r>
+        <w:t>with</w:t>
+      </w:r>
+      <w:proofErr w:type="spellEnd"/>
+      <w:r>
+        <w:t xml:space="preserve"> </w:t>
+      </w:r>
+      <w:proofErr w:type="spellStart"/>
+      <w:r>
+        <w:t>bias</w:t>
+      </w:r>
+      <w:proofErr w:type="spellEnd"/>
+      <w:r>
+        <w:t xml:space="preserve"> </w:t>
+      </w:r>
+      <w:proofErr w:type="spellStart"/>
+      <w:r>
+        <w:t>current</w:t>
+      </w:r>
+      <w:proofErr w:type="spellEnd"/>
+      <w:r>
+        <w:t xml:space="preserve"> in the </w:t>
+      </w:r>
+      <w:proofErr w:type="spellStart"/>
+      <w:r>
+        <w:t>nA</w:t>
+      </w:r>
+      <w:proofErr w:type="spellEnd"/>
+      <w:r>
+        <w:t xml:space="preserve"> range, </w:t>
+      </w:r>
+      <w:proofErr w:type="spellStart"/>
+      <w:r>
+        <w:t>which</w:t>
+      </w:r>
+      <w:proofErr w:type="spellEnd"/>
+      <w:r>
+        <w:t xml:space="preserve"> </w:t>
+      </w:r>
+      <w:proofErr w:type="spellStart"/>
+      <w:r>
+        <w:t>is</w:t>
+      </w:r>
+      <w:proofErr w:type="spellEnd"/>
+      <w:r>
+        <w:t xml:space="preserve"> fine </w:t>
+      </w:r>
+      <w:proofErr w:type="spellStart"/>
+      <w:r>
+        <w:t>driving</w:t>
+      </w:r>
+      <w:proofErr w:type="spellEnd"/>
+      <w:r>
+        <w:t xml:space="preserve"> a </w:t>
+      </w:r>
+      <w:proofErr w:type="spellStart"/>
+      <w:r>
+        <w:t>low-impedance</w:t>
+      </w:r>
+      <w:proofErr w:type="spellEnd"/>
+      <w:r>
+        <w:t xml:space="preserve"> </w:t>
+      </w:r>
+      <w:proofErr w:type="spellStart"/>
+      <w:r>
+        <w:t>sense</w:t>
+      </w:r>
+      <w:proofErr w:type="spellEnd"/>
+      <w:r>
+        <w:t xml:space="preserve"> </w:t>
+      </w:r>
+      <w:proofErr w:type="spellStart"/>
+      <w:r>
+        <w:t>resistor</w:t>
+      </w:r>
+      <w:proofErr w:type="spellEnd"/>
+      <w:r>
+        <w:t xml:space="preserve"> but </w:t>
+      </w:r>
+      <w:proofErr w:type="spellStart"/>
+      <w:r>
+        <w:t>would</w:t>
+      </w:r>
+      <w:proofErr w:type="spellEnd"/>
+      <w:r>
+        <w:t xml:space="preserve"> </w:t>
+      </w:r>
+      <w:proofErr w:type="spellStart"/>
+      <w:r>
+        <w:t>swamp</w:t>
+      </w:r>
+      <w:proofErr w:type="spellEnd"/>
+      <w:r>
+        <w:t xml:space="preserve"> a multi-</w:t>
+      </w:r>
+      <w:proofErr w:type="spellStart"/>
+      <w:r>
+        <w:t>megohm</w:t>
+      </w:r>
+      <w:proofErr w:type="spellEnd"/>
+      <w:r>
+        <w:t xml:space="preserve"> TIA </w:t>
+      </w:r>
+      <w:proofErr w:type="spellStart"/>
+      <w:r>
+        <w:t>node</w:t>
+      </w:r>
+      <w:proofErr w:type="spellEnd"/>
+      <w:r>
+        <w:t xml:space="preserve"> </w:t>
+      </w:r>
+      <w:proofErr w:type="spellStart"/>
+      <w:r>
+        <w:t>with</w:t>
+      </w:r>
+      <w:proofErr w:type="spellEnd"/>
+      <w:r>
+        <w:t xml:space="preserve"> offset </w:t>
+      </w:r>
+      <w:proofErr w:type="spellStart"/>
+      <w:r>
+        <w:t>error</w:t>
+      </w:r>
+      <w:proofErr w:type="spellEnd"/>
+      <w:r>
+        <w:t>.</w:t>
+      </w:r>
+    </w:p>
+    <w:p/>
+    <w:p>
+      <w:r>
+        <w:t xml:space="preserve">### </w:t>
+      </w:r>
+      <w:proofErr w:type="spellStart"/>
+      <w:r>
+        <w:t>Worked</w:t>
+      </w:r>
+      <w:proofErr w:type="spellEnd"/>
+      <w:r>
+        <w:t xml:space="preserve"> ranges</w:t>
+      </w:r>
+    </w:p>
+    <w:p/>
+    <w:p>
+      <w:proofErr w:type="spellStart"/>
+      <w:r>
+        <w:t>Using</w:t>
+      </w:r>
+      <w:proofErr w:type="spellEnd"/>
+      <w:r>
+        <w:t xml:space="preserve"> GBW = 1 GHz and Cd = 47 pF in the </w:t>
+      </w:r>
+      <w:proofErr w:type="spellStart"/>
+      <w:r>
+        <w:t>equations</w:t>
+      </w:r>
+      <w:proofErr w:type="spellEnd"/>
+      <w:r>
+        <w:t xml:space="preserve"> </w:t>
+      </w:r>
+      <w:proofErr w:type="spellStart"/>
+      <w:r>
+        <w:t>above</w:t>
+      </w:r>
+      <w:proofErr w:type="spellEnd"/>
+      <w:r>
+        <w:t>:</w:t>
+      </w:r>
+    </w:p>
+    <w:p/>
+    <w:p>
+      <w:r>
+        <w:t>| Rf | f_-3dB (</w:t>
+      </w:r>
+      <w:proofErr w:type="spellStart"/>
+      <w:r>
+        <w:t>uncompensated</w:t>
+      </w:r>
+      <w:proofErr w:type="spellEnd"/>
+      <w:r>
+        <w:t xml:space="preserve"> </w:t>
+      </w:r>
+      <w:proofErr w:type="spellStart"/>
+      <w:r>
+        <w:t>calc</w:t>
+      </w:r>
+      <w:proofErr w:type="spellEnd"/>
+      <w:r>
+        <w:t>) | Notes |</w:t>
+      </w:r>
+    </w:p>
+    <w:p>
+      <w:r>
+        <w:t>|---|---|---|</w:t>
+      </w:r>
+    </w:p>
+    <w:p>
+      <w:r>
+        <w:t xml:space="preserve">| 1 </w:t>
+      </w:r>
+      <w:proofErr w:type="spellStart"/>
+      <w:r>
+        <w:t>kΩ</w:t>
+      </w:r>
+      <w:proofErr w:type="spellEnd"/>
+      <w:r>
+        <w:t xml:space="preserve"> | ~58 MHz | </w:t>
+      </w:r>
+      <w:proofErr w:type="spellStart"/>
+      <w:r>
+        <w:t>bandwidth</w:t>
+      </w:r>
+      <w:proofErr w:type="spellEnd"/>
+      <w:r>
+        <w:t xml:space="preserve"> </w:t>
+      </w:r>
+      <w:proofErr w:type="spellStart"/>
+      <w:r>
+        <w:t>is</w:t>
+      </w:r>
+      <w:proofErr w:type="spellEnd"/>
+      <w:r>
+        <w:t xml:space="preserve"> op-</w:t>
+      </w:r>
+      <w:proofErr w:type="spellStart"/>
+      <w:r>
+        <w:t>amp</w:t>
+      </w:r>
+      <w:proofErr w:type="spellEnd"/>
+      <w:r>
+        <w:t>/output-</w:t>
+      </w:r>
+      <w:proofErr w:type="spellStart"/>
+      <w:r>
+        <w:t>filter</w:t>
+      </w:r>
+      <w:proofErr w:type="spellEnd"/>
+      <w:r>
+        <w:t xml:space="preserve"> </w:t>
+      </w:r>
+      <w:proofErr w:type="spellStart"/>
+      <w:r>
+        <w:t>limited</w:t>
+      </w:r>
+      <w:proofErr w:type="spellEnd"/>
+      <w:r>
+        <w:t>, not Cd-</w:t>
+      </w:r>
+      <w:proofErr w:type="spellStart"/>
+      <w:r>
+        <w:t>limited</w:t>
+      </w:r>
+      <w:proofErr w:type="spellEnd"/>
+      <w:r>
+        <w:t xml:space="preserve">; </w:t>
+      </w:r>
+      <w:proofErr w:type="spellStart"/>
+      <w:r>
+        <w:t>add</w:t>
+      </w:r>
+      <w:proofErr w:type="spellEnd"/>
+      <w:r>
+        <w:t xml:space="preserve"> explicit Cf for noise-</w:t>
+      </w:r>
+      <w:proofErr w:type="spellStart"/>
+      <w:r>
+        <w:t>bandwidth</w:t>
+      </w:r>
+      <w:proofErr w:type="spellEnd"/>
+      <w:r>
+        <w:t xml:space="preserve"> control anyway |</w:t>
+      </w:r>
+    </w:p>
+    <w:p>
+      <w:r>
+        <w:t xml:space="preserve">| 10 </w:t>
+      </w:r>
+      <w:proofErr w:type="spellStart"/>
+      <w:r>
+        <w:t>kΩ</w:t>
+      </w:r>
+      <w:proofErr w:type="spellEnd"/>
+      <w:r>
+        <w:t xml:space="preserve"> | ~18 MHz | </w:t>
+      </w:r>
+      <w:proofErr w:type="spellStart"/>
+      <w:r>
+        <w:t>same</w:t>
+      </w:r>
+      <w:proofErr w:type="spellEnd"/>
+      <w:r>
+        <w:t xml:space="preserve"> |</w:t>
+      </w:r>
+    </w:p>
+    <w:p>
+      <w:r>
+        <w:t xml:space="preserve">| 100 </w:t>
+      </w:r>
+      <w:proofErr w:type="spellStart"/>
+      <w:r>
+        <w:t>kΩ</w:t>
+      </w:r>
+      <w:proofErr w:type="spellEnd"/>
+      <w:r>
+        <w:t xml:space="preserve"> | ~5.8 MHz | </w:t>
+      </w:r>
+      <w:proofErr w:type="spellStart"/>
+      <w:r>
+        <w:t>same</w:t>
+      </w:r>
+      <w:proofErr w:type="spellEnd"/>
+      <w:r>
+        <w:t xml:space="preserve"> |</w:t>
+      </w:r>
+    </w:p>
+    <w:p>
+      <w:r>
+        <w:t xml:space="preserve">| 1 MΩ | ~1.8 MHz | </w:t>
+      </w:r>
+      <w:proofErr w:type="spellStart"/>
+      <w:r>
+        <w:t>comfortably</w:t>
+      </w:r>
+      <w:proofErr w:type="spellEnd"/>
+      <w:r>
+        <w:t xml:space="preserve"> </w:t>
+      </w:r>
+      <w:proofErr w:type="spellStart"/>
+      <w:r>
+        <w:t>above</w:t>
+      </w:r>
+      <w:proofErr w:type="spellEnd"/>
+      <w:r>
+        <w:t xml:space="preserve"> 300 kHz </w:t>
+      </w:r>
+      <w:proofErr w:type="spellStart"/>
+      <w:r>
+        <w:t>target</w:t>
+      </w:r>
+      <w:proofErr w:type="spellEnd"/>
+      <w:r>
+        <w:t xml:space="preserve"> |</w:t>
+      </w:r>
+    </w:p>
+    <w:p>
+      <w:r>
+        <w:t xml:space="preserve">| 10 MΩ | ~580 kHz | </w:t>
+      </w:r>
+      <w:proofErr w:type="spellStart"/>
+      <w:r>
+        <w:t>still</w:t>
+      </w:r>
+      <w:proofErr w:type="spellEnd"/>
+      <w:r>
+        <w:t xml:space="preserve"> </w:t>
+      </w:r>
+      <w:proofErr w:type="spellStart"/>
+      <w:r>
+        <w:t>above</w:t>
+      </w:r>
+      <w:proofErr w:type="spellEnd"/>
+      <w:r>
+        <w:t xml:space="preserve"> 300 kHz </w:t>
+      </w:r>
+      <w:proofErr w:type="spellStart"/>
+      <w:r>
+        <w:t>target</w:t>
+      </w:r>
+      <w:proofErr w:type="spellEnd"/>
+      <w:r>
+        <w:t xml:space="preserve">, </w:t>
+      </w:r>
+      <w:proofErr w:type="spellStart"/>
+      <w:r>
+        <w:t>this</w:t>
+      </w:r>
+      <w:proofErr w:type="spellEnd"/>
+      <w:r>
+        <w:t xml:space="preserve"> </w:t>
+      </w:r>
+      <w:proofErr w:type="spellStart"/>
+      <w:r>
+        <w:t>is</w:t>
+      </w:r>
+      <w:proofErr w:type="spellEnd"/>
+      <w:r>
+        <w:t xml:space="preserve"> the </w:t>
+      </w:r>
+      <w:proofErr w:type="spellStart"/>
+      <w:r>
+        <w:t>practical</w:t>
+      </w:r>
+      <w:proofErr w:type="spellEnd"/>
+      <w:r>
+        <w:t xml:space="preserve"> </w:t>
+      </w:r>
+      <w:proofErr w:type="spellStart"/>
+      <w:r>
+        <w:t>ceiling</w:t>
+      </w:r>
+      <w:proofErr w:type="spellEnd"/>
+      <w:r>
+        <w:t xml:space="preserve"> for </w:t>
+      </w:r>
+      <w:proofErr w:type="spellStart"/>
+      <w:r>
+        <w:t>this</w:t>
+      </w:r>
+      <w:proofErr w:type="spellEnd"/>
+      <w:r>
+        <w:t xml:space="preserve"> op-</w:t>
+      </w:r>
+      <w:proofErr w:type="spellStart"/>
+      <w:r>
+        <w:t>amp</w:t>
+      </w:r>
+      <w:proofErr w:type="spellEnd"/>
+      <w:r>
+        <w:t>/Cd combination |</w:t>
+      </w:r>
+    </w:p>
+    <w:p/>
+    <w:p>
+      <w:r>
+        <w:t xml:space="preserve">10 MΩ </w:t>
+      </w:r>
+      <w:proofErr w:type="spellStart"/>
+      <w:r>
+        <w:t>is</w:t>
+      </w:r>
+      <w:proofErr w:type="spellEnd"/>
+      <w:r>
+        <w:t xml:space="preserve"> </w:t>
+      </w:r>
+      <w:proofErr w:type="spellStart"/>
+      <w:r>
+        <w:t>taken</w:t>
+      </w:r>
+      <w:proofErr w:type="spellEnd"/>
+      <w:r>
+        <w:t xml:space="preserve"> as the top of the range — </w:t>
+      </w:r>
+      <w:proofErr w:type="spellStart"/>
+      <w:r>
+        <w:t>it</w:t>
+      </w:r>
+      <w:proofErr w:type="spellEnd"/>
+      <w:r>
+        <w:t xml:space="preserve"> </w:t>
+      </w:r>
+      <w:proofErr w:type="spellStart"/>
+      <w:r>
+        <w:t>clears</w:t>
+      </w:r>
+      <w:proofErr w:type="spellEnd"/>
+      <w:r>
+        <w:t xml:space="preserve"> the 300 kHz </w:t>
+      </w:r>
+      <w:proofErr w:type="spellStart"/>
+      <w:r>
+        <w:t>requirement</w:t>
+      </w:r>
+      <w:proofErr w:type="spellEnd"/>
+      <w:r>
+        <w:t xml:space="preserve"> </w:t>
+      </w:r>
+      <w:proofErr w:type="spellStart"/>
+      <w:r>
+        <w:t>with</w:t>
+      </w:r>
+      <w:proofErr w:type="spellEnd"/>
+      <w:r>
+        <w:t xml:space="preserve"> </w:t>
+      </w:r>
+      <w:proofErr w:type="spellStart"/>
+      <w:r>
+        <w:t>margin</w:t>
+      </w:r>
+      <w:proofErr w:type="spellEnd"/>
+      <w:r>
+        <w:t xml:space="preserve"> </w:t>
+      </w:r>
+      <w:proofErr w:type="spellStart"/>
+      <w:r>
+        <w:t>while</w:t>
+      </w:r>
+      <w:proofErr w:type="spellEnd"/>
+      <w:r>
+        <w:t xml:space="preserve"> </w:t>
+      </w:r>
+      <w:proofErr w:type="spellStart"/>
+      <w:r>
+        <w:t>keeping</w:t>
+      </w:r>
+      <w:proofErr w:type="spellEnd"/>
+      <w:r>
+        <w:t xml:space="preserve"> </w:t>
+      </w:r>
+      <w:proofErr w:type="spellStart"/>
+      <w:r>
+        <w:t>bias-current-induced</w:t>
+      </w:r>
+      <w:proofErr w:type="spellEnd"/>
+      <w:r>
+        <w:t xml:space="preserve"> offset (10 MΩ × </w:t>
+      </w:r>
+      <w:proofErr w:type="spellStart"/>
+      <w:r>
+        <w:t>low-pA</w:t>
+      </w:r>
+      <w:proofErr w:type="spellEnd"/>
+      <w:r>
+        <w:t xml:space="preserve"> </w:t>
+      </w:r>
+      <w:proofErr w:type="spellStart"/>
+      <w:r>
+        <w:t>Ib</w:t>
+      </w:r>
+      <w:proofErr w:type="spellEnd"/>
+      <w:r>
+        <w:t xml:space="preserve"> ≈ </w:t>
+      </w:r>
+      <w:proofErr w:type="spellStart"/>
+      <w:r>
+        <w:t>tens</w:t>
+      </w:r>
+      <w:proofErr w:type="spellEnd"/>
+      <w:r>
+        <w:t xml:space="preserve"> of µV) </w:t>
+      </w:r>
+      <w:proofErr w:type="spellStart"/>
+      <w:r>
+        <w:t>small</w:t>
+      </w:r>
+      <w:proofErr w:type="spellEnd"/>
+      <w:r>
+        <w:t xml:space="preserve"> relative to the </w:t>
+      </w:r>
+      <w:proofErr w:type="spellStart"/>
+      <w:r>
+        <w:t>smallest</w:t>
+      </w:r>
+      <w:proofErr w:type="spellEnd"/>
+      <w:r>
+        <w:t xml:space="preserve"> </w:t>
+      </w:r>
+      <w:proofErr w:type="spellStart"/>
+      <w:r>
+        <w:t>signals</w:t>
+      </w:r>
+      <w:proofErr w:type="spellEnd"/>
+      <w:r>
+        <w:t xml:space="preserve"> </w:t>
+      </w:r>
+      <w:proofErr w:type="spellStart"/>
+      <w:r>
+        <w:t>we</w:t>
+      </w:r>
+      <w:proofErr w:type="spellEnd"/>
+      <w:r>
+        <w:t xml:space="preserve"> </w:t>
+      </w:r>
+      <w:proofErr w:type="spellStart"/>
+      <w:r>
+        <w:t>intend</w:t>
+      </w:r>
+      <w:proofErr w:type="spellEnd"/>
+      <w:r>
+        <w:t xml:space="preserve"> to </w:t>
+      </w:r>
+      <w:proofErr w:type="spellStart"/>
+      <w:r>
+        <w:t>resolve</w:t>
+      </w:r>
+      <w:proofErr w:type="spellEnd"/>
+      <w:r>
+        <w:t xml:space="preserve">. </w:t>
+      </w:r>
+      <w:proofErr w:type="spellStart"/>
+      <w:r>
+        <w:t>Going</w:t>
+      </w:r>
+      <w:proofErr w:type="spellEnd"/>
+      <w:r>
+        <w:t xml:space="preserve"> </w:t>
+      </w:r>
+      <w:proofErr w:type="spellStart"/>
+      <w:r>
+        <w:t>further</w:t>
+      </w:r>
+      <w:proofErr w:type="spellEnd"/>
+      <w:r>
+        <w:t xml:space="preserve"> (e.g. 60 MΩ, the </w:t>
+      </w:r>
+      <w:proofErr w:type="spellStart"/>
+      <w:r>
+        <w:t>theoretical</w:t>
+      </w:r>
+      <w:proofErr w:type="spellEnd"/>
+      <w:r>
+        <w:t xml:space="preserve"> </w:t>
+      </w:r>
+      <w:proofErr w:type="spellStart"/>
+      <w:r>
+        <w:t>stability</w:t>
+      </w:r>
+      <w:proofErr w:type="spellEnd"/>
+      <w:r>
+        <w:t xml:space="preserve"> </w:t>
+      </w:r>
+      <w:proofErr w:type="spellStart"/>
+      <w:r>
+        <w:t>limit</w:t>
+      </w:r>
+      <w:proofErr w:type="spellEnd"/>
+      <w:r>
+        <w:t xml:space="preserve"> for </w:t>
+      </w:r>
+      <w:proofErr w:type="spellStart"/>
+      <w:r>
+        <w:t>this</w:t>
+      </w:r>
+      <w:proofErr w:type="spellEnd"/>
+      <w:r>
+        <w:t xml:space="preserve"> op-</w:t>
+      </w:r>
+      <w:proofErr w:type="spellStart"/>
+      <w:r>
+        <w:t>amp</w:t>
+      </w:r>
+      <w:proofErr w:type="spellEnd"/>
+      <w:r>
+        <w:t xml:space="preserve">) </w:t>
+      </w:r>
+      <w:proofErr w:type="spellStart"/>
+      <w:r>
+        <w:t>buys</w:t>
+      </w:r>
+      <w:proofErr w:type="spellEnd"/>
+      <w:r>
+        <w:t xml:space="preserve"> no real </w:t>
+      </w:r>
+      <w:proofErr w:type="spellStart"/>
+      <w:r>
+        <w:t>headroom</w:t>
+      </w:r>
+      <w:proofErr w:type="spellEnd"/>
+      <w:r>
+        <w:t xml:space="preserve"> and </w:t>
+      </w:r>
+      <w:proofErr w:type="spellStart"/>
+      <w:r>
+        <w:t>makes</w:t>
+      </w:r>
+      <w:proofErr w:type="spellEnd"/>
+      <w:r>
+        <w:t xml:space="preserve"> offset and </w:t>
+      </w:r>
+      <w:proofErr w:type="spellStart"/>
+      <w:r>
+        <w:t>relay-leakage</w:t>
+      </w:r>
+      <w:proofErr w:type="spellEnd"/>
+      <w:r>
+        <w:t xml:space="preserve"> </w:t>
+      </w:r>
+      <w:proofErr w:type="spellStart"/>
+      <w:r>
+        <w:t>errors</w:t>
+      </w:r>
+      <w:proofErr w:type="spellEnd"/>
+      <w:r>
+        <w:t xml:space="preserve"> </w:t>
+      </w:r>
+      <w:proofErr w:type="spellStart"/>
+      <w:r>
+        <w:t>worse</w:t>
+      </w:r>
+      <w:proofErr w:type="spellEnd"/>
+      <w:r>
+        <w:t xml:space="preserve">, </w:t>
+      </w:r>
+      <w:proofErr w:type="spellStart"/>
+      <w:r>
+        <w:t>so</w:t>
+      </w:r>
+      <w:proofErr w:type="spellEnd"/>
+      <w:r>
+        <w:t xml:space="preserve"> </w:t>
+      </w:r>
+      <w:proofErr w:type="spellStart"/>
+      <w:r>
+        <w:t>it's</w:t>
+      </w:r>
+      <w:proofErr w:type="spellEnd"/>
+      <w:r>
+        <w:t xml:space="preserve"> not </w:t>
+      </w:r>
+      <w:proofErr w:type="spellStart"/>
+      <w:r>
+        <w:t>used</w:t>
+      </w:r>
+      <w:proofErr w:type="spellEnd"/>
+      <w:r>
+        <w:t>.</w:t>
+      </w:r>
+    </w:p>
+    <w:p/>
+    <w:p>
+      <w:r>
+        <w:t xml:space="preserve">Cf for </w:t>
+      </w:r>
+      <w:proofErr w:type="spellStart"/>
+      <w:r>
+        <w:t>each</w:t>
+      </w:r>
+      <w:proofErr w:type="spellEnd"/>
+      <w:r>
+        <w:t xml:space="preserve"> range </w:t>
+      </w:r>
+      <w:proofErr w:type="spellStart"/>
+      <w:r>
+        <w:t>should</w:t>
+      </w:r>
+      <w:proofErr w:type="spellEnd"/>
+      <w:r>
+        <w:t xml:space="preserve"> </w:t>
+      </w:r>
+      <w:proofErr w:type="spellStart"/>
+      <w:r>
+        <w:t>be</w:t>
+      </w:r>
+      <w:proofErr w:type="spellEnd"/>
+      <w:r>
+        <w:t xml:space="preserve"> set per the </w:t>
+      </w:r>
+      <w:proofErr w:type="spellStart"/>
+      <w:r>
+        <w:t>sqrt</w:t>
+      </w:r>
+      <w:proofErr w:type="spellEnd"/>
+      <w:r>
+        <w:t xml:space="preserve"> formula </w:t>
+      </w:r>
+      <w:proofErr w:type="spellStart"/>
+      <w:r>
+        <w:t>above</w:t>
+      </w:r>
+      <w:proofErr w:type="spellEnd"/>
+      <w:r>
+        <w:t xml:space="preserve"> as a </w:t>
+      </w:r>
+      <w:proofErr w:type="spellStart"/>
+      <w:r>
+        <w:t>starting</w:t>
+      </w:r>
+      <w:proofErr w:type="spellEnd"/>
+      <w:r>
+        <w:t xml:space="preserve"> point and </w:t>
+      </w:r>
+      <w:proofErr w:type="spellStart"/>
+      <w:r>
+        <w:t>then</w:t>
+      </w:r>
+      <w:proofErr w:type="spellEnd"/>
+      <w:r>
+        <w:t xml:space="preserve"> </w:t>
+      </w:r>
+      <w:proofErr w:type="spellStart"/>
+      <w:r>
+        <w:t>tuned</w:t>
+      </w:r>
+      <w:proofErr w:type="spellEnd"/>
+      <w:r>
+        <w:t xml:space="preserve"> on the </w:t>
+      </w:r>
+      <w:proofErr w:type="spellStart"/>
+      <w:r>
+        <w:t>bench</w:t>
+      </w:r>
+      <w:proofErr w:type="spellEnd"/>
+      <w:r>
+        <w:t xml:space="preserve">/in SPICE </w:t>
+      </w:r>
+      <w:proofErr w:type="spellStart"/>
+      <w:r>
+        <w:t>against</w:t>
+      </w:r>
+      <w:proofErr w:type="spellEnd"/>
+      <w:r>
+        <w:t xml:space="preserve"> a pulse or square-</w:t>
+      </w:r>
+      <w:proofErr w:type="spellStart"/>
+      <w:r>
+        <w:t>wave</w:t>
+      </w:r>
+      <w:proofErr w:type="spellEnd"/>
+      <w:r>
+        <w:t xml:space="preserve"> input, </w:t>
+      </w:r>
+      <w:proofErr w:type="spellStart"/>
+      <w:r>
+        <w:t>watching</w:t>
+      </w:r>
+      <w:proofErr w:type="spellEnd"/>
+      <w:r>
+        <w:t xml:space="preserve"> for </w:t>
+      </w:r>
+      <w:proofErr w:type="spellStart"/>
+      <w:r>
+        <w:t>peaking</w:t>
+      </w:r>
+      <w:proofErr w:type="spellEnd"/>
+      <w:r>
+        <w:t xml:space="preserve"> (Cf </w:t>
+      </w:r>
+      <w:proofErr w:type="spellStart"/>
+      <w:r>
+        <w:t>too</w:t>
+      </w:r>
+      <w:proofErr w:type="spellEnd"/>
+      <w:r>
+        <w:t xml:space="preserve"> </w:t>
+      </w:r>
+      <w:proofErr w:type="spellStart"/>
+      <w:r>
+        <w:t>small</w:t>
+      </w:r>
+      <w:proofErr w:type="spellEnd"/>
+      <w:r>
+        <w:t xml:space="preserve">) vs. </w:t>
+      </w:r>
+      <w:proofErr w:type="spellStart"/>
+      <w:r>
+        <w:t>sluggishness</w:t>
+      </w:r>
+      <w:proofErr w:type="spellEnd"/>
+      <w:r>
+        <w:t xml:space="preserve"> (Cf </w:t>
+      </w:r>
+      <w:proofErr w:type="spellStart"/>
+      <w:r>
+        <w:t>too</w:t>
+      </w:r>
+      <w:proofErr w:type="spellEnd"/>
+      <w:r>
+        <w:t xml:space="preserve"> large) — final values </w:t>
+      </w:r>
+      <w:proofErr w:type="spellStart"/>
+      <w:r>
+        <w:t>depend</w:t>
+      </w:r>
+      <w:proofErr w:type="spellEnd"/>
+      <w:r>
+        <w:t xml:space="preserve"> on </w:t>
+      </w:r>
+      <w:proofErr w:type="spellStart"/>
+      <w:r>
+        <w:t>layout</w:t>
+      </w:r>
+      <w:proofErr w:type="spellEnd"/>
+      <w:r>
+        <w:t xml:space="preserve"> </w:t>
+      </w:r>
+      <w:proofErr w:type="spellStart"/>
+      <w:r>
+        <w:t>parasitics</w:t>
+      </w:r>
+      <w:proofErr w:type="spellEnd"/>
+      <w:r>
+        <w:t xml:space="preserve"> </w:t>
+      </w:r>
+      <w:proofErr w:type="spellStart"/>
+      <w:r>
+        <w:t>that</w:t>
+      </w:r>
+      <w:proofErr w:type="spellEnd"/>
+      <w:r>
+        <w:t xml:space="preserve"> </w:t>
+      </w:r>
+      <w:proofErr w:type="spellStart"/>
+      <w:r>
+        <w:t>aren't</w:t>
+      </w:r>
+      <w:proofErr w:type="spellEnd"/>
+      <w:r>
+        <w:t xml:space="preserve"> </w:t>
+      </w:r>
+      <w:proofErr w:type="spellStart"/>
+      <w:r>
+        <w:t>predictable</w:t>
+      </w:r>
+      <w:proofErr w:type="spellEnd"/>
+      <w:r>
+        <w:t xml:space="preserve"> by hand </w:t>
+      </w:r>
+      <w:proofErr w:type="spellStart"/>
+      <w:r>
+        <w:t>calculation</w:t>
+      </w:r>
+      <w:proofErr w:type="spellEnd"/>
+      <w:r>
+        <w:t>.</w:t>
+      </w:r>
+    </w:p>
+    <w:p/>
+    <w:p>
+      <w:r>
+        <w:t xml:space="preserve">### </w:t>
+      </w:r>
+      <w:proofErr w:type="spellStart"/>
+      <w:r>
+        <w:t>Downstream</w:t>
+      </w:r>
+      <w:proofErr w:type="spellEnd"/>
+      <w:r>
+        <w:t xml:space="preserve"> </w:t>
+      </w:r>
+      <w:proofErr w:type="spellStart"/>
+      <w:r>
+        <w:t>filtering</w:t>
+      </w:r>
+      <w:proofErr w:type="spellEnd"/>
+    </w:p>
+    <w:p/>
+    <w:p>
+      <w:r>
+        <w:t xml:space="preserve">A single-pole RC anti-aliasing </w:t>
+      </w:r>
+      <w:proofErr w:type="spellStart"/>
+      <w:r>
+        <w:t>filter</w:t>
+      </w:r>
+      <w:proofErr w:type="spellEnd"/>
+      <w:r>
+        <w:t xml:space="preserve"> (~500 kHz–1 MHz corner) </w:t>
+      </w:r>
+      <w:proofErr w:type="spellStart"/>
+      <w:r>
+        <w:t>follows</w:t>
+      </w:r>
+      <w:proofErr w:type="spellEnd"/>
+      <w:r>
+        <w:t xml:space="preserve"> the TIA </w:t>
+      </w:r>
+      <w:proofErr w:type="spellStart"/>
+      <w:r>
+        <w:t>before</w:t>
+      </w:r>
+      <w:proofErr w:type="spellEnd"/>
+      <w:r>
+        <w:t xml:space="preserve"> the ADC, to band-</w:t>
+      </w:r>
+      <w:proofErr w:type="spellStart"/>
+      <w:r>
+        <w:t>limit</w:t>
+      </w:r>
+      <w:proofErr w:type="spellEnd"/>
+      <w:r>
+        <w:t xml:space="preserve"> noise </w:t>
       </w:r>
       <w:proofErr w:type="spellStart"/>
       <w:r>
@@ -268,11 +3562,308 @@
       </w:r>
       <w:proofErr w:type="spellEnd"/>
       <w:r>
-        <w:t xml:space="preserve"> the range of light </w:t>
-      </w:r>
-      <w:proofErr w:type="spellStart"/>
-      <w:r>
-        <w:t>intensities</w:t>
+        <w:t xml:space="preserve"> the </w:t>
+      </w:r>
+      <w:proofErr w:type="spellStart"/>
+      <w:r>
+        <w:t>low</w:t>
+      </w:r>
+      <w:proofErr w:type="spellEnd"/>
+      <w:r>
+        <w:t>-gain ranges (</w:t>
+      </w:r>
+      <w:proofErr w:type="spellStart"/>
+      <w:r>
+        <w:t>which</w:t>
+      </w:r>
+      <w:proofErr w:type="spellEnd"/>
+      <w:r>
+        <w:t xml:space="preserve"> have </w:t>
+      </w:r>
+      <w:proofErr w:type="spellStart"/>
+      <w:r>
+        <w:t>much</w:t>
+      </w:r>
+      <w:proofErr w:type="spellEnd"/>
+      <w:r>
+        <w:t xml:space="preserve"> more </w:t>
+      </w:r>
+      <w:proofErr w:type="spellStart"/>
+      <w:r>
+        <w:t>raw</w:t>
+      </w:r>
+      <w:proofErr w:type="spellEnd"/>
+      <w:r>
+        <w:t xml:space="preserve"> </w:t>
+      </w:r>
+      <w:proofErr w:type="spellStart"/>
+      <w:r>
+        <w:t>bandwidth</w:t>
+      </w:r>
+      <w:proofErr w:type="spellEnd"/>
+      <w:r>
+        <w:t xml:space="preserve"> </w:t>
+      </w:r>
+      <w:proofErr w:type="spellStart"/>
+      <w:r>
+        <w:t>than</w:t>
+      </w:r>
+      <w:proofErr w:type="spellEnd"/>
+      <w:r>
+        <w:t xml:space="preserve"> </w:t>
+      </w:r>
+      <w:proofErr w:type="spellStart"/>
+      <w:r>
+        <w:t>needed</w:t>
+      </w:r>
+      <w:proofErr w:type="spellEnd"/>
+      <w:r>
+        <w:t xml:space="preserve">) </w:t>
+      </w:r>
+      <w:proofErr w:type="spellStart"/>
+      <w:r>
+        <w:t>without</w:t>
+      </w:r>
+      <w:proofErr w:type="spellEnd"/>
+      <w:r>
+        <w:t xml:space="preserve"> </w:t>
+      </w:r>
+      <w:proofErr w:type="spellStart"/>
+      <w:r>
+        <w:t>touching</w:t>
+      </w:r>
+      <w:proofErr w:type="spellEnd"/>
+      <w:r>
+        <w:t xml:space="preserve"> the 300 kHz signal content.</w:t>
+      </w:r>
+    </w:p>
+    <w:p/>
+    <w:p>
+      <w:r>
+        <w:t xml:space="preserve">### </w:t>
+      </w:r>
+      <w:proofErr w:type="spellStart"/>
+      <w:r>
+        <w:t>Layout</w:t>
+      </w:r>
+      <w:proofErr w:type="spellEnd"/>
+      <w:r>
+        <w:t xml:space="preserve"> notes</w:t>
+      </w:r>
+    </w:p>
+    <w:p/>
+    <w:p>
+      <w:r>
+        <w:t xml:space="preserve">- Guard ring the </w:t>
+      </w:r>
+      <w:proofErr w:type="spellStart"/>
+      <w:r>
+        <w:t>inverting</w:t>
+      </w:r>
+      <w:proofErr w:type="spellEnd"/>
+      <w:r>
+        <w:t xml:space="preserve"> input </w:t>
+      </w:r>
+      <w:proofErr w:type="spellStart"/>
+      <w:r>
+        <w:t>node</w:t>
+      </w:r>
+      <w:proofErr w:type="spellEnd"/>
+      <w:r>
+        <w:t xml:space="preserve"> (Rf pads, </w:t>
+      </w:r>
+      <w:proofErr w:type="spellStart"/>
+      <w:r>
+        <w:t>relay</w:t>
+      </w:r>
+      <w:proofErr w:type="spellEnd"/>
+      <w:r>
+        <w:t xml:space="preserve"> contacts, op-</w:t>
+      </w:r>
+      <w:proofErr w:type="spellStart"/>
+      <w:r>
+        <w:t>amp</w:t>
+      </w:r>
+      <w:proofErr w:type="spellEnd"/>
+      <w:r>
+        <w:t xml:space="preserve"> pin) </w:t>
+      </w:r>
+      <w:proofErr w:type="spellStart"/>
+      <w:r>
+        <w:t>with</w:t>
+      </w:r>
+      <w:proofErr w:type="spellEnd"/>
+      <w:r>
+        <w:t xml:space="preserve"> a </w:t>
+      </w:r>
+      <w:proofErr w:type="spellStart"/>
+      <w:r>
+        <w:t>low-impedance</w:t>
+      </w:r>
+      <w:proofErr w:type="spellEnd"/>
+      <w:r>
+        <w:t xml:space="preserve"> </w:t>
+      </w:r>
+      <w:proofErr w:type="spellStart"/>
+      <w:r>
+        <w:t>ground</w:t>
+      </w:r>
+      <w:proofErr w:type="spellEnd"/>
+      <w:r>
+        <w:t>/</w:t>
+      </w:r>
+      <w:proofErr w:type="spellStart"/>
+      <w:r>
+        <w:t>guard</w:t>
+      </w:r>
+      <w:proofErr w:type="spellEnd"/>
+      <w:r>
+        <w:t xml:space="preserve"> trace </w:t>
+      </w:r>
+      <w:proofErr w:type="spellStart"/>
+      <w:r>
+        <w:t>driven</w:t>
+      </w:r>
+      <w:proofErr w:type="spellEnd"/>
+      <w:r>
+        <w:t xml:space="preserve"> </w:t>
+      </w:r>
+      <w:proofErr w:type="spellStart"/>
+      <w:r>
+        <w:t>near</w:t>
+      </w:r>
+      <w:proofErr w:type="spellEnd"/>
+      <w:r>
+        <w:t xml:space="preserve"> the </w:t>
+      </w:r>
+      <w:proofErr w:type="spellStart"/>
+      <w:r>
+        <w:t>same</w:t>
+      </w:r>
+      <w:proofErr w:type="spellEnd"/>
+      <w:r>
+        <w:t xml:space="preserve"> </w:t>
+      </w:r>
+      <w:proofErr w:type="spellStart"/>
+      <w:r>
+        <w:t>potential</w:t>
+      </w:r>
+      <w:proofErr w:type="spellEnd"/>
+      <w:r>
+        <w:t xml:space="preserve">, to intercept </w:t>
+      </w:r>
+      <w:proofErr w:type="spellStart"/>
+      <w:r>
+        <w:t>leakage</w:t>
+      </w:r>
+      <w:proofErr w:type="spellEnd"/>
+      <w:r>
+        <w:t xml:space="preserve"> </w:t>
+      </w:r>
+      <w:proofErr w:type="spellStart"/>
+      <w:r>
+        <w:t>currents</w:t>
+      </w:r>
+      <w:proofErr w:type="spellEnd"/>
+      <w:r>
+        <w:t xml:space="preserve"> </w:t>
+      </w:r>
+      <w:proofErr w:type="spellStart"/>
+      <w:r>
+        <w:t>that</w:t>
+      </w:r>
+      <w:proofErr w:type="spellEnd"/>
+      <w:r>
+        <w:t xml:space="preserve"> </w:t>
+      </w:r>
+      <w:proofErr w:type="spellStart"/>
+      <w:r>
+        <w:t>would</w:t>
+      </w:r>
+      <w:proofErr w:type="spellEnd"/>
+      <w:r>
+        <w:t xml:space="preserve"> </w:t>
+      </w:r>
+      <w:proofErr w:type="spellStart"/>
+      <w:r>
+        <w:t>otherwise</w:t>
+      </w:r>
+      <w:proofErr w:type="spellEnd"/>
+      <w:r>
+        <w:t xml:space="preserve"> flow </w:t>
+      </w:r>
+      <w:proofErr w:type="spellStart"/>
+      <w:r>
+        <w:t>into</w:t>
+      </w:r>
+      <w:proofErr w:type="spellEnd"/>
+      <w:r>
+        <w:t xml:space="preserve"> the high-</w:t>
+      </w:r>
+      <w:proofErr w:type="spellStart"/>
+      <w:r>
+        <w:t>impedance</w:t>
+      </w:r>
+      <w:proofErr w:type="spellEnd"/>
+      <w:r>
+        <w:t xml:space="preserve"> </w:t>
+      </w:r>
+      <w:proofErr w:type="spellStart"/>
+      <w:r>
+        <w:t>node</w:t>
+      </w:r>
+      <w:proofErr w:type="spellEnd"/>
+      <w:r>
+        <w:t xml:space="preserve"> — </w:t>
+      </w:r>
+      <w:proofErr w:type="spellStart"/>
+      <w:r>
+        <w:t>this</w:t>
+      </w:r>
+      <w:proofErr w:type="spellEnd"/>
+      <w:r>
+        <w:t xml:space="preserve"> </w:t>
+      </w:r>
+      <w:proofErr w:type="spellStart"/>
+      <w:r>
+        <w:t>matters</w:t>
+      </w:r>
+      <w:proofErr w:type="spellEnd"/>
+      <w:r>
+        <w:t xml:space="preserve"> </w:t>
+      </w:r>
+      <w:proofErr w:type="spellStart"/>
+      <w:r>
+        <w:t>most</w:t>
+      </w:r>
+      <w:proofErr w:type="spellEnd"/>
+      <w:r>
+        <w:t xml:space="preserve"> at the 1–10 MΩ ranges.</w:t>
+      </w:r>
+    </w:p>
+    <w:p>
+      <w:r>
+        <w:t xml:space="preserve">- </w:t>
+      </w:r>
+      <w:proofErr w:type="spellStart"/>
+      <w:r>
+        <w:t>Keep</w:t>
+      </w:r>
+      <w:proofErr w:type="spellEnd"/>
+      <w:r>
+        <w:t xml:space="preserve"> Rf and Cf </w:t>
+      </w:r>
+      <w:proofErr w:type="spellStart"/>
+      <w:r>
+        <w:t>physically</w:t>
+      </w:r>
+      <w:proofErr w:type="spellEnd"/>
+      <w:r>
+        <w:t xml:space="preserve"> close to the op-</w:t>
+      </w:r>
+      <w:proofErr w:type="spellStart"/>
+      <w:r>
+        <w:t>amp</w:t>
       </w:r>
       <w:proofErr w:type="spellEnd"/>
       <w:r>
@@ -280,120 +3871,19 @@
       </w:r>
       <w:proofErr w:type="spellStart"/>
       <w:r>
-        <w:t>measure</w:t>
-      </w:r>
-      <w:proofErr w:type="spellEnd"/>
-      <w:r>
-        <w:t xml:space="preserve">. Indeed, for a fluorescence </w:t>
-      </w:r>
-      <w:proofErr w:type="spellStart"/>
-      <w:r>
-        <w:t>measurement</w:t>
-      </w:r>
-      <w:proofErr w:type="spellEnd"/>
-      <w:r>
-        <w:t xml:space="preserve">, the signal can </w:t>
-      </w:r>
-      <w:proofErr w:type="spellStart"/>
-      <w:r>
-        <w:t>be</w:t>
-      </w:r>
-      <w:proofErr w:type="spellEnd"/>
-      <w:r>
-        <w:t xml:space="preserve"> of the </w:t>
-      </w:r>
-      <w:proofErr w:type="spellStart"/>
-      <w:r>
-        <w:t>order</w:t>
-      </w:r>
-      <w:proofErr w:type="spellEnd"/>
-      <w:r>
-        <w:t xml:space="preserve"> of volts </w:t>
-      </w:r>
-      <w:proofErr w:type="spellStart"/>
-      <w:r>
-        <w:t>whereas</w:t>
-      </w:r>
-      <w:proofErr w:type="spellEnd"/>
-      <w:r>
-        <w:t xml:space="preserve"> in </w:t>
-      </w:r>
-      <w:proofErr w:type="spellStart"/>
-      <w:r>
-        <w:t>spectro</w:t>
-      </w:r>
-      <w:proofErr w:type="spellEnd"/>
-      <w:r>
-        <w:t xml:space="preserve"> </w:t>
-      </w:r>
-      <w:proofErr w:type="spellStart"/>
-      <w:r>
-        <w:t>measurement</w:t>
-      </w:r>
-      <w:proofErr w:type="spellEnd"/>
-      <w:r>
-        <w:t xml:space="preserve"> </w:t>
-      </w:r>
-      <w:proofErr w:type="spellStart"/>
-      <w:r>
-        <w:t>it</w:t>
-      </w:r>
-      <w:proofErr w:type="spellEnd"/>
-      <w:r>
-        <w:t xml:space="preserve"> can </w:t>
-      </w:r>
-      <w:proofErr w:type="spellStart"/>
-      <w:r>
-        <w:t>be</w:t>
-      </w:r>
-      <w:proofErr w:type="spellEnd"/>
-      <w:r>
-        <w:t xml:space="preserve"> </w:t>
-      </w:r>
-      <w:proofErr w:type="spellStart"/>
-      <w:r>
-        <w:t>only</w:t>
-      </w:r>
-      <w:proofErr w:type="spellEnd"/>
-      <w:r>
-        <w:t xml:space="preserve"> a few 10s of microvolts. In </w:t>
-      </w:r>
-      <w:proofErr w:type="spellStart"/>
-      <w:r>
-        <w:t>any</w:t>
-      </w:r>
-      <w:proofErr w:type="spellEnd"/>
-      <w:r>
-        <w:t xml:space="preserve"> case </w:t>
-      </w:r>
-      <w:proofErr w:type="spellStart"/>
-      <w:r>
-        <w:t>we</w:t>
-      </w:r>
-      <w:proofErr w:type="spellEnd"/>
-      <w:r>
-        <w:t xml:space="preserve"> </w:t>
-      </w:r>
-      <w:proofErr w:type="spellStart"/>
-      <w:r>
-        <w:t>need</w:t>
-      </w:r>
-      <w:proofErr w:type="spellEnd"/>
-      <w:r>
-        <w:t xml:space="preserve"> </w:t>
-      </w:r>
-      <w:proofErr w:type="gramStart"/>
-      <w:r>
-        <w:t xml:space="preserve">a  </w:t>
-      </w:r>
-      <w:proofErr w:type="spellStart"/>
-      <w:r>
-        <w:t>bandwidth</w:t>
-      </w:r>
-      <w:proofErr w:type="spellEnd"/>
-      <w:proofErr w:type="gramEnd"/>
-      <w:r>
-        <w:t xml:space="preserve"> </w:t>
+        <w:t>minimize</w:t>
+      </w:r>
+      <w:proofErr w:type="spellEnd"/>
+      <w:r>
+        <w:t xml:space="preserve"> </w:t>
+      </w:r>
+      <w:proofErr w:type="spellStart"/>
+      <w:r>
+        <w:t>stray</w:t>
+      </w:r>
+      <w:proofErr w:type="spellEnd"/>
+      <w:r>
+        <w:t xml:space="preserve"> capacitance </w:t>
       </w:r>
       <w:proofErr w:type="spellStart"/>
       <w:r>
@@ -405,105 +3895,178 @@
       </w:r>
       <w:proofErr w:type="spellStart"/>
       <w:r>
-        <w:t>is</w:t>
-      </w:r>
-      <w:proofErr w:type="spellEnd"/>
-      <w:r>
-        <w:t xml:space="preserve"> able to </w:t>
-      </w:r>
-      <w:proofErr w:type="spellStart"/>
-      <w:r>
-        <w:t>measure</w:t>
-      </w:r>
-      <w:proofErr w:type="spellEnd"/>
-      <w:r>
-        <w:t xml:space="preserve"> 20µs pulses </w:t>
-      </w:r>
-      <w:proofErr w:type="spellStart"/>
-      <w:r>
-        <w:t>with</w:t>
-      </w:r>
-      <w:proofErr w:type="spellEnd"/>
-      <w:r>
-        <w:t xml:space="preserve"> a </w:t>
-      </w:r>
-      <w:proofErr w:type="spellStart"/>
-      <w:r>
-        <w:t>decent</w:t>
-      </w:r>
-      <w:proofErr w:type="spellEnd"/>
-      <w:r>
-        <w:t xml:space="preserve"> gain. </w:t>
-      </w:r>
-    </w:p>
-    <w:p>
-      <w:r>
-        <w:t xml:space="preserve">A good </w:t>
-      </w:r>
-      <w:proofErr w:type="spellStart"/>
-      <w:r>
-        <w:t>starting</w:t>
-      </w:r>
-      <w:proofErr w:type="spellEnd"/>
-      <w:r>
-        <w:t xml:space="preserve"> point on </w:t>
-      </w:r>
-      <w:proofErr w:type="spellStart"/>
-      <w:r>
-        <w:t>transimpendace</w:t>
-      </w:r>
-      <w:proofErr w:type="spellEnd"/>
-      <w:r>
-        <w:t xml:space="preserve"> </w:t>
-      </w:r>
-      <w:proofErr w:type="spellStart"/>
-      <w:r>
-        <w:t>amp</w:t>
-      </w:r>
-      <w:proofErr w:type="spellEnd"/>
-      <w:r>
-        <w:t xml:space="preserve"> </w:t>
-      </w:r>
-      <w:proofErr w:type="spellStart"/>
-      <w:r>
-        <w:t>designes</w:t>
-      </w:r>
-      <w:proofErr w:type="spellEnd"/>
-      <w:r>
-        <w:t xml:space="preserve"> </w:t>
-      </w:r>
-      <w:proofErr w:type="spellStart"/>
-      <w:r>
-        <w:t>is</w:t>
-      </w:r>
-      <w:proofErr w:type="spellEnd"/>
-      <w:r>
-        <w:t xml:space="preserve"> </w:t>
-      </w:r>
-      <w:proofErr w:type="spellStart"/>
-      <w:r>
-        <w:t>here</w:t>
-      </w:r>
-      <w:proofErr w:type="spellEnd"/>
-      <w:r>
-        <w:t xml:space="preserve"> : </w:t>
-      </w:r>
-      <w:hyperlink r:id="rId4" w:history="1">
-        <w:r>
-          <w:rPr>
-            <w:rStyle w:val="Lienhypertexte"/>
-          </w:rPr>
-          <w:t>https://www.digikey.fr/fr/articles/how-to-design-stable-transimpedance-amplifiers-automotive-medical-systems?srsltid=AfmBOoqJC__gjWYyBox25877Dih38mC8FboZKj4SbRZw5D_18NBm2N_v</w:t>
-        </w:r>
-      </w:hyperlink>
-    </w:p>
-    <w:p/>
-    <w:p>
-      <w:r>
-        <w:t>Options </w:t>
-      </w:r>
-    </w:p>
-    <w:p/>
+        <w:t>isn't</w:t>
+      </w:r>
+      <w:proofErr w:type="spellEnd"/>
+      <w:r>
+        <w:t xml:space="preserve"> </w:t>
+      </w:r>
+      <w:proofErr w:type="spellStart"/>
+      <w:r>
+        <w:t>accounted</w:t>
+      </w:r>
+      <w:proofErr w:type="spellEnd"/>
+      <w:r>
+        <w:t xml:space="preserve"> for in the Cf </w:t>
+      </w:r>
+      <w:proofErr w:type="spellStart"/>
+      <w:r>
+        <w:t>calculation</w:t>
+      </w:r>
+      <w:proofErr w:type="spellEnd"/>
+      <w:r>
+        <w:t>.</w:t>
+      </w:r>
+    </w:p>
+    <w:p>
+      <w:r>
+        <w:t xml:space="preserve">- </w:t>
+      </w:r>
+      <w:proofErr w:type="spellStart"/>
+      <w:r>
+        <w:t>Keep</w:t>
+      </w:r>
+      <w:proofErr w:type="spellEnd"/>
+      <w:r>
+        <w:t xml:space="preserve"> the </w:t>
+      </w:r>
+      <w:proofErr w:type="spellStart"/>
+      <w:r>
+        <w:t>photodiode's</w:t>
+      </w:r>
+      <w:proofErr w:type="spellEnd"/>
+      <w:r>
+        <w:t xml:space="preserve"> reverse-</w:t>
+      </w:r>
+      <w:proofErr w:type="spellStart"/>
+      <w:r>
+        <w:t>bias</w:t>
+      </w:r>
+      <w:proofErr w:type="spellEnd"/>
+      <w:r>
+        <w:t xml:space="preserve"> </w:t>
+      </w:r>
+      <w:proofErr w:type="spellStart"/>
+      <w:r>
+        <w:t>supply</w:t>
+      </w:r>
+      <w:proofErr w:type="spellEnd"/>
+      <w:r>
+        <w:t xml:space="preserve"> (48 V) </w:t>
+      </w:r>
+      <w:proofErr w:type="spellStart"/>
+      <w:r>
+        <w:t>well</w:t>
+      </w:r>
+      <w:proofErr w:type="spellEnd"/>
+      <w:r>
+        <w:t xml:space="preserve"> </w:t>
+      </w:r>
+      <w:proofErr w:type="spellStart"/>
+      <w:r>
+        <w:t>separated</w:t>
+      </w:r>
+      <w:proofErr w:type="spellEnd"/>
+      <w:r>
+        <w:t>/</w:t>
+      </w:r>
+      <w:proofErr w:type="spellStart"/>
+      <w:r>
+        <w:t>filtered</w:t>
+      </w:r>
+      <w:proofErr w:type="spellEnd"/>
+      <w:r>
+        <w:t xml:space="preserve"> </w:t>
+      </w:r>
+      <w:proofErr w:type="spellStart"/>
+      <w:r>
+        <w:t>from</w:t>
+      </w:r>
+      <w:proofErr w:type="spellEnd"/>
+      <w:r>
+        <w:t xml:space="preserve"> the </w:t>
+      </w:r>
+      <w:proofErr w:type="spellStart"/>
+      <w:r>
+        <w:t>TIA's</w:t>
+      </w:r>
+      <w:proofErr w:type="spellEnd"/>
+      <w:r>
+        <w:t xml:space="preserve"> </w:t>
+      </w:r>
+      <w:proofErr w:type="spellStart"/>
+      <w:r>
+        <w:t>analog</w:t>
+      </w:r>
+      <w:proofErr w:type="spellEnd"/>
+      <w:r>
+        <w:t xml:space="preserve"> </w:t>
+      </w:r>
+      <w:proofErr w:type="spellStart"/>
+      <w:r>
+        <w:t>supply</w:t>
+      </w:r>
+      <w:proofErr w:type="spellEnd"/>
+      <w:r>
+        <w:t xml:space="preserve"> and </w:t>
+      </w:r>
+      <w:proofErr w:type="spellStart"/>
+      <w:r>
+        <w:t>ground</w:t>
+      </w:r>
+      <w:proofErr w:type="spellEnd"/>
+      <w:r>
+        <w:t xml:space="preserve"> to </w:t>
+      </w:r>
+      <w:proofErr w:type="spellStart"/>
+      <w:r>
+        <w:t>avoid</w:t>
+      </w:r>
+      <w:proofErr w:type="spellEnd"/>
+      <w:r>
+        <w:t xml:space="preserve"> </w:t>
+      </w:r>
+      <w:proofErr w:type="spellStart"/>
+      <w:r>
+        <w:t>injecting</w:t>
+      </w:r>
+      <w:proofErr w:type="spellEnd"/>
+      <w:r>
+        <w:t xml:space="preserve"> </w:t>
+      </w:r>
+      <w:proofErr w:type="spellStart"/>
+      <w:r>
+        <w:t>switching</w:t>
+      </w:r>
+      <w:proofErr w:type="spellEnd"/>
+      <w:r>
+        <w:t xml:space="preserve"> noise </w:t>
+      </w:r>
+      <w:proofErr w:type="spellStart"/>
+      <w:r>
+        <w:t>into</w:t>
+      </w:r>
+      <w:proofErr w:type="spellEnd"/>
+      <w:r>
+        <w:t xml:space="preserve"> the </w:t>
+      </w:r>
+      <w:proofErr w:type="spellStart"/>
+      <w:r>
+        <w:t>summing</w:t>
+      </w:r>
+      <w:proofErr w:type="spellEnd"/>
+      <w:r>
+        <w:t xml:space="preserve"> </w:t>
+      </w:r>
+      <w:proofErr w:type="spellStart"/>
+      <w:r>
+        <w:t>node</w:t>
+      </w:r>
+      <w:proofErr w:type="spellEnd"/>
+      <w:r>
+        <w:t>.</w:t>
+      </w:r>
+    </w:p>
     <w:sectPr>
       <w:pgSz w:w="11906" w:h="16838"/>
       <w:pgMar w:top="1417" w:right="1417" w:bottom="1417" w:left="1417" w:header="708" w:footer="708" w:gutter="0"/>
@@ -963,6 +4526,18 @@
       <w:shd w:val="clear" w:color="auto" w:fill="E1DFDD"/>
     </w:rPr>
   </w:style>
+  <w:style w:type="character" w:styleId="Lienhypertextesuivivisit">
+    <w:name w:val="FollowedHyperlink"/>
+    <w:basedOn w:val="Policepardfaut"/>
+    <w:uiPriority w:val="99"/>
+    <w:semiHidden/>
+    <w:unhideWhenUsed/>
+    <w:rsid w:val="0091266D"/>
+    <w:rPr>
+      <w:color w:val="954F72" w:themeColor="followedHyperlink"/>
+      <w:u w:val="single"/>
+    </w:rPr>
+  </w:style>
 </w:styles>
 </file>
 
